--- a/reports/mdt-assessment-template/MDT_Assessment_Report_Template.docx
+++ b/reports/mdt-assessment-template/MDT_Assessment_Report_Template.docx
@@ -250,11 +250,17 @@
             </w:r>
           </w:p>
           <w:p>
-            <w:pPr>
-              <w:pBdr>
-                <w:bottom w:val="single" w:color="6B5947" w:sz="4"/>
-              </w:pBdr>
-            </w:pPr>
+            <w:r>
+              <w:rPr>
+                <w:rFonts w:ascii="Calibri" w:cs="Calibri" w:eastAsia="Calibri" w:hAnsi="Calibri"/>
+                <w:b/>
+                <w:bCs/>
+                <w:color w:val="3A2E22"/>
+                <w:sz w:val="21"/>
+                <w:szCs w:val="21"/>
+              </w:rPr>
+              <w:t xml:space="preserve">Ali Hadithi</w:t>
+            </w:r>
           </w:p>
         </w:tc>
         <w:tc>
@@ -289,11 +295,17 @@
             </w:r>
           </w:p>
           <w:p>
-            <w:pPr>
-              <w:pBdr>
-                <w:bottom w:val="single" w:color="6B5947" w:sz="4"/>
-              </w:pBdr>
-            </w:pPr>
+            <w:r>
+              <w:rPr>
+                <w:rFonts w:ascii="Calibri" w:cs="Calibri" w:eastAsia="Calibri" w:hAnsi="Calibri"/>
+                <w:b/>
+                <w:bCs/>
+                <w:color w:val="3A2E22"/>
+                <w:sz w:val="21"/>
+                <w:szCs w:val="21"/>
+              </w:rPr>
+              <w:t xml:space="preserve">30 / 05 / 2023</w:t>
+            </w:r>
           </w:p>
         </w:tc>
         <w:tc>
@@ -328,11 +340,17 @@
             </w:r>
           </w:p>
           <w:p>
-            <w:pPr>
-              <w:pBdr>
-                <w:bottom w:val="single" w:color="6B5947" w:sz="4"/>
-              </w:pBdr>
-            </w:pPr>
+            <w:r>
+              <w:rPr>
+                <w:rFonts w:ascii="Calibri" w:cs="Calibri" w:eastAsia="Calibri" w:hAnsi="Calibri"/>
+                <w:b/>
+                <w:bCs/>
+                <w:color w:val="3A2E22"/>
+                <w:sz w:val="21"/>
+                <w:szCs w:val="21"/>
+              </w:rPr>
+              <w:t xml:space="preserve">3 Years, 2 Months</w:t>
+            </w:r>
           </w:p>
         </w:tc>
         <w:tc>
@@ -367,11 +385,17 @@
             </w:r>
           </w:p>
           <w:p>
-            <w:pPr>
-              <w:pBdr>
-                <w:bottom w:val="single" w:color="6B5947" w:sz="4"/>
-              </w:pBdr>
-            </w:pPr>
+            <w:r>
+              <w:rPr>
+                <w:rFonts w:ascii="Calibri" w:cs="Calibri" w:eastAsia="Calibri" w:hAnsi="Calibri"/>
+                <w:b/>
+                <w:bCs/>
+                <w:color w:val="3A2E22"/>
+                <w:sz w:val="21"/>
+                <w:szCs w:val="21"/>
+              </w:rPr>
+              <w:t xml:space="preserve">Male</w:t>
+            </w:r>
           </w:p>
         </w:tc>
       </w:tr>
@@ -408,11 +432,17 @@
             </w:r>
           </w:p>
           <w:p>
-            <w:pPr>
-              <w:pBdr>
-                <w:bottom w:val="single" w:color="6B5947" w:sz="4"/>
-              </w:pBdr>
-            </w:pPr>
+            <w:r>
+              <w:rPr>
+                <w:rFonts w:ascii="Calibri" w:cs="Calibri" w:eastAsia="Calibri" w:hAnsi="Calibri"/>
+                <w:b/>
+                <w:bCs/>
+                <w:color w:val="3A2E22"/>
+                <w:sz w:val="21"/>
+                <w:szCs w:val="21"/>
+              </w:rPr>
+              <w:t xml:space="preserve">32384000499</w:t>
+            </w:r>
           </w:p>
         </w:tc>
         <w:tc>
@@ -2875,23 +2905,6 @@
     </w:p>
     <w:p>
       <w:pPr>
-        <w:spacing w:after="80" w:before="160"/>
-      </w:pPr>
-      <w:r>
-        <w:rPr>
-          <w:rFonts w:ascii="Calibri" w:cs="Calibri" w:eastAsia="Calibri" w:hAnsi="Calibri"/>
-          <w:b/>
-          <w:bCs/>
-          <w:color w:val="9C7748"/>
-          <w:spacing w:val="8"/>
-          <w:sz w:val="19"/>
-          <w:szCs w:val="19"/>
-        </w:rPr>
-        <w:t xml:space="preserve">STANDARDIZED ASSESSMENTS</w:t>
-      </w:r>
-    </w:p>
-    <w:p>
-      <w:pPr>
         <w:pStyle w:val="ListParagraph"/>
         <w:numPr>
           <w:ilvl w:val="0"/>
@@ -2910,7 +2923,7 @@
           <w:sz w:val="22"/>
           <w:szCs w:val="22"/>
         </w:rPr>
-        <w:t xml:space="preserve">Bruininks-Oseretsky Test of Motor Proficiency, Second Edition (BOT-2)</w:t>
+        <w:t xml:space="preserve">Clinical observation of sensory and motor performance</w:t>
       </w:r>
     </w:p>
     <w:p>
@@ -2933,7 +2946,7 @@
           <w:sz w:val="22"/>
           <w:szCs w:val="22"/>
         </w:rPr>
-        <w:t xml:space="preserve">Beery-Buktenica Developmental Test of Visual-Motor Integration (Beery VMI)</w:t>
+        <w:t xml:space="preserve">Structured play-based assessment</w:t>
       </w:r>
     </w:p>
     <w:p>
@@ -2956,7 +2969,7 @@
           <w:sz w:val="22"/>
           <w:szCs w:val="22"/>
         </w:rPr>
-        <w:t xml:space="preserve">Sensory Profile 2</w:t>
+        <w:t xml:space="preserve">Sensory processing observation (proprioceptive, vestibular, visual, tactile, and auditory)</w:t>
       </w:r>
     </w:p>
     <w:p>
@@ -2979,7 +2992,7 @@
           <w:sz w:val="22"/>
           <w:szCs w:val="22"/>
         </w:rPr>
-        <w:t xml:space="preserve">Peabody Developmental Motor Scales, Second Edition (PDMS-2)</w:t>
+        <w:t xml:space="preserve">Fine and gross motor skills observation</w:t>
       </w:r>
     </w:p>
     <w:p>
@@ -3002,24 +3015,7 @@
           <w:sz w:val="22"/>
           <w:szCs w:val="22"/>
         </w:rPr>
-        <w:t xml:space="preserve">School Function Assessment (SFA)</w:t>
-      </w:r>
-    </w:p>
-    <w:p>
-      <w:pPr>
-        <w:spacing w:after="80" w:before="160"/>
-      </w:pPr>
-      <w:r>
-        <w:rPr>
-          <w:rFonts w:ascii="Calibri" w:cs="Calibri" w:eastAsia="Calibri" w:hAnsi="Calibri"/>
-          <w:b/>
-          <w:bCs/>
-          <w:color w:val="9C7748"/>
-          <w:spacing w:val="8"/>
-          <w:sz w:val="19"/>
-          <w:szCs w:val="19"/>
-        </w:rPr>
-        <w:t xml:space="preserve">NON-STANDARDIZED / CLINICAL OBSERVATION MEASURES</w:t>
+        <w:t xml:space="preserve">Muscle tone and strength assessment</w:t>
       </w:r>
     </w:p>
     <w:p>
@@ -3042,7 +3038,7 @@
           <w:sz w:val="22"/>
           <w:szCs w:val="22"/>
         </w:rPr>
-        <w:t xml:space="preserve">Clinical observation</w:t>
+        <w:t xml:space="preserve">Balance and postural control assessment</w:t>
       </w:r>
     </w:p>
     <w:p>
@@ -3065,7 +3061,7 @@
           <w:sz w:val="22"/>
           <w:szCs w:val="22"/>
         </w:rPr>
-        <w:t xml:space="preserve">Functional motor assessment</w:t>
+        <w:t xml:space="preserve">Activities of daily living (ADL) observation</w:t>
       </w:r>
     </w:p>
     <w:p>
@@ -3088,76 +3084,7 @@
           <w:sz w:val="22"/>
           <w:szCs w:val="22"/>
         </w:rPr>
-        <w:t xml:space="preserve">Fine motor and graphomotor observation</w:t>
-      </w:r>
-    </w:p>
-    <w:p>
-      <w:pPr>
-        <w:pStyle w:val="ListParagraph"/>
-        <w:numPr>
-          <w:ilvl w:val="0"/>
-          <w:numId w:val="1"/>
-        </w:numPr>
-        <w:spacing w:after="80" w:line="276"/>
-      </w:pPr>
-      <w:r>
-        <w:rPr>
-          <w:rFonts w:ascii="Calibri" w:cs="Calibri" w:eastAsia="Calibri" w:hAnsi="Calibri"/>
-          <w:b w:val="false"/>
-          <w:bCs w:val="false"/>
-          <w:i w:val="false"/>
-          <w:iCs w:val="false"/>
-          <w:color w:val="3A2E22"/>
-          <w:sz w:val="22"/>
-          <w:szCs w:val="22"/>
-        </w:rPr>
-        <w:t xml:space="preserve">Sensory processing clinical observation</w:t>
-      </w:r>
-    </w:p>
-    <w:p>
-      <w:pPr>
-        <w:pStyle w:val="ListParagraph"/>
-        <w:numPr>
-          <w:ilvl w:val="0"/>
-          <w:numId w:val="1"/>
-        </w:numPr>
-        <w:spacing w:after="80" w:line="276"/>
-      </w:pPr>
-      <w:r>
-        <w:rPr>
-          <w:rFonts w:ascii="Calibri" w:cs="Calibri" w:eastAsia="Calibri" w:hAnsi="Calibri"/>
-          <w:b w:val="false"/>
-          <w:bCs w:val="false"/>
-          <w:i w:val="false"/>
-          <w:iCs w:val="false"/>
-          <w:color w:val="3A2E22"/>
-          <w:sz w:val="22"/>
-          <w:szCs w:val="22"/>
-        </w:rPr>
-        <w:t xml:space="preserve">Activities of daily living (ADL) observation</w:t>
-      </w:r>
-    </w:p>
-    <w:p>
-      <w:pPr>
-        <w:pStyle w:val="ListParagraph"/>
-        <w:numPr>
-          <w:ilvl w:val="0"/>
-          <w:numId w:val="1"/>
-        </w:numPr>
-        <w:spacing w:after="80" w:line="276"/>
-      </w:pPr>
-      <w:r>
-        <w:rPr>
-          <w:rFonts w:ascii="Calibri" w:cs="Calibri" w:eastAsia="Calibri" w:hAnsi="Calibri"/>
-          <w:b w:val="false"/>
-          <w:bCs w:val="false"/>
-          <w:i w:val="false"/>
-          <w:iCs w:val="false"/>
-          <w:color w:val="3A2E22"/>
-          <w:sz w:val="22"/>
-          <w:szCs w:val="22"/>
-        </w:rPr>
-        <w:t xml:space="preserve">Play-based and classroom/naturalistic observation</w:t>
+        <w:t xml:space="preserve">Caregiver interview and developmental history review</w:t>
       </w:r>
     </w:p>
     <w:p>
@@ -5720,105 +5647,124 @@
           <w:rFonts w:ascii="Calibri" w:cs="Calibri" w:eastAsia="Calibri" w:hAnsi="Calibri"/>
           <w:b w:val="false"/>
           <w:bCs w:val="false"/>
-          <w:i/>
-          <w:iCs/>
-          <w:color w:val="6B5947"/>
-          <w:sz w:val="22"/>
-          <w:szCs w:val="22"/>
-        </w:rPr>
-        <w:t xml:space="preserve">[Describe the child's general presentation and behaviour during assessment sessions.]</w:t>
-      </w:r>
-    </w:p>
-    <w:p>
-      <w:pPr>
-        <w:pStyle w:val="ListParagraph"/>
-        <w:numPr>
-          <w:ilvl w:val="0"/>
-          <w:numId w:val="1"/>
-        </w:numPr>
-        <w:spacing w:after="80" w:line="276"/>
-      </w:pPr>
-      <w:r>
-        <w:rPr>
-          <w:rFonts w:ascii="Calibri" w:cs="Calibri" w:eastAsia="Calibri" w:hAnsi="Calibri"/>
-          <w:b w:val="false"/>
-          <w:bCs w:val="false"/>
-          <w:i/>
-          <w:iCs/>
-          <w:color w:val="6B5947"/>
-          <w:sz w:val="22"/>
-          <w:szCs w:val="22"/>
-        </w:rPr>
-        <w:t xml:space="preserve">[Observation on attention span.]</w:t>
-      </w:r>
-    </w:p>
-    <w:p>
-      <w:pPr>
-        <w:pStyle w:val="ListParagraph"/>
-        <w:numPr>
-          <w:ilvl w:val="0"/>
-          <w:numId w:val="1"/>
-        </w:numPr>
-        <w:spacing w:after="80" w:line="276"/>
-      </w:pPr>
-      <w:r>
-        <w:rPr>
-          <w:rFonts w:ascii="Calibri" w:cs="Calibri" w:eastAsia="Calibri" w:hAnsi="Calibri"/>
-          <w:b w:val="false"/>
-          <w:bCs w:val="false"/>
-          <w:i/>
-          <w:iCs/>
-          <w:color w:val="6B5947"/>
-          <w:sz w:val="22"/>
-          <w:szCs w:val="22"/>
-        </w:rPr>
-        <w:t xml:space="preserve">[Observation on engagement/cooperation with preferred vs. non-preferred tasks.]</w:t>
-      </w:r>
-    </w:p>
-    <w:p>
-      <w:pPr>
-        <w:pStyle w:val="ListParagraph"/>
-        <w:numPr>
-          <w:ilvl w:val="0"/>
-          <w:numId w:val="1"/>
-        </w:numPr>
-        <w:spacing w:after="80" w:line="276"/>
-      </w:pPr>
-      <w:r>
-        <w:rPr>
-          <w:rFonts w:ascii="Calibri" w:cs="Calibri" w:eastAsia="Calibri" w:hAnsi="Calibri"/>
-          <w:b w:val="false"/>
-          <w:bCs w:val="false"/>
-          <w:i/>
-          <w:iCs/>
-          <w:color w:val="6B5947"/>
-          <w:sz w:val="22"/>
-          <w:szCs w:val="22"/>
-        </w:rPr>
-        <w:t xml:space="preserve">[Observation on redirection needed to stay on task.]</w:t>
-      </w:r>
-    </w:p>
-    <w:p>
-      <w:pPr>
-        <w:pStyle w:val="ListParagraph"/>
-        <w:numPr>
-          <w:ilvl w:val="0"/>
-          <w:numId w:val="1"/>
-        </w:numPr>
-        <w:spacing w:after="80" w:line="276"/>
-      </w:pPr>
-      <w:r>
-        <w:rPr>
-          <w:rFonts w:ascii="Calibri" w:cs="Calibri" w:eastAsia="Calibri" w:hAnsi="Calibri"/>
-          <w:b w:val="false"/>
-          <w:bCs w:val="false"/>
-          <w:i/>
-          <w:iCs/>
-          <w:color w:val="6B5947"/>
-          <w:sz w:val="22"/>
-          <w:szCs w:val="22"/>
-        </w:rPr>
-        <w:t xml:space="preserve">[Observation on response to therapist interaction/guidance.]</w:t>
+          <w:i w:val="false"/>
+          <w:iCs w:val="false"/>
+          <w:color w:val="3A2E22"/>
+          <w:sz w:val="22"/>
+          <w:szCs w:val="22"/>
+        </w:rPr>
+        <w:t xml:space="preserve">Ali was active and energetic throughout the assessment. He moved often between activities and showed genuine curiosity about his surroundings.</w:t>
+      </w:r>
+    </w:p>
+    <w:p>
+      <w:pPr>
+        <w:pStyle w:val="ListParagraph"/>
+        <w:numPr>
+          <w:ilvl w:val="0"/>
+          <w:numId w:val="1"/>
+        </w:numPr>
+        <w:spacing w:after="80" w:line="276"/>
+      </w:pPr>
+      <w:r>
+        <w:rPr>
+          <w:rFonts w:ascii="Calibri" w:cs="Calibri" w:eastAsia="Calibri" w:hAnsi="Calibri"/>
+          <w:b w:val="false"/>
+          <w:bCs w:val="false"/>
+          <w:i w:val="false"/>
+          <w:iCs w:val="false"/>
+          <w:color w:val="3A2E22"/>
+          <w:sz w:val="22"/>
+          <w:szCs w:val="22"/>
+        </w:rPr>
+        <w:t xml:space="preserve">His attention was shorter during less preferred or table-top tasks.</w:t>
+      </w:r>
+    </w:p>
+    <w:p>
+      <w:pPr>
+        <w:pStyle w:val="ListParagraph"/>
+        <w:numPr>
+          <w:ilvl w:val="0"/>
+          <w:numId w:val="1"/>
+        </w:numPr>
+        <w:spacing w:after="80" w:line="276"/>
+      </w:pPr>
+      <w:r>
+        <w:rPr>
+          <w:rFonts w:ascii="Calibri" w:cs="Calibri" w:eastAsia="Calibri" w:hAnsi="Calibri"/>
+          <w:b w:val="false"/>
+          <w:bCs w:val="false"/>
+          <w:i w:val="false"/>
+          <w:iCs w:val="false"/>
+          <w:color w:val="3A2E22"/>
+          <w:sz w:val="22"/>
+          <w:szCs w:val="22"/>
+        </w:rPr>
+        <w:t xml:space="preserve">He engaged and cooperated noticeably more when an activity motivated him.</w:t>
+      </w:r>
+    </w:p>
+    <w:p>
+      <w:pPr>
+        <w:pStyle w:val="ListParagraph"/>
+        <w:numPr>
+          <w:ilvl w:val="0"/>
+          <w:numId w:val="1"/>
+        </w:numPr>
+        <w:spacing w:after="80" w:line="276"/>
+      </w:pPr>
+      <w:r>
+        <w:rPr>
+          <w:rFonts w:ascii="Calibri" w:cs="Calibri" w:eastAsia="Calibri" w:hAnsi="Calibri"/>
+          <w:b w:val="false"/>
+          <w:bCs w:val="false"/>
+          <w:i w:val="false"/>
+          <w:iCs w:val="false"/>
+          <w:color w:val="3A2E22"/>
+          <w:sz w:val="22"/>
+          <w:szCs w:val="22"/>
+        </w:rPr>
+        <w:t xml:space="preserve">He needed occasional redirection to stay with a task, especially longer ones.</w:t>
+      </w:r>
+    </w:p>
+    <w:p>
+      <w:pPr>
+        <w:pStyle w:val="ListParagraph"/>
+        <w:numPr>
+          <w:ilvl w:val="0"/>
+          <w:numId w:val="1"/>
+        </w:numPr>
+        <w:spacing w:after="80" w:line="276"/>
+      </w:pPr>
+      <w:r>
+        <w:rPr>
+          <w:rFonts w:ascii="Calibri" w:cs="Calibri" w:eastAsia="Calibri" w:hAnsi="Calibri"/>
+          <w:b w:val="false"/>
+          <w:bCs w:val="false"/>
+          <w:i w:val="false"/>
+          <w:iCs w:val="false"/>
+          <w:color w:val="3A2E22"/>
+          <w:sz w:val="22"/>
+          <w:szCs w:val="22"/>
+        </w:rPr>
+        <w:t xml:space="preserve">He was comfortable with hands-on guidance from the therapist.</w:t>
+      </w:r>
+    </w:p>
+    <w:p>
+      <w:pPr>
+        <w:spacing w:after="160" w:line="276"/>
+        <w:jc w:val="left"/>
+      </w:pPr>
+      <w:r>
+        <w:rPr>
+          <w:rFonts w:ascii="Calibri" w:cs="Calibri" w:eastAsia="Calibri" w:hAnsi="Calibri"/>
+          <w:b w:val="false"/>
+          <w:bCs w:val="false"/>
+          <w:i w:val="false"/>
+          <w:iCs w:val="false"/>
+          <w:color w:val="3A2E22"/>
+          <w:sz w:val="22"/>
+          <w:szCs w:val="22"/>
+        </w:rPr>
+        <w:t xml:space="preserve">When something interested him, Ali's participation and cooperation improved considerably — a promising sign for building attention through activities he enjoys.</w:t>
       </w:r>
     </w:p>
     <w:p>
@@ -5969,82 +5915,124 @@
           <w:rFonts w:ascii="Calibri" w:cs="Calibri" w:eastAsia="Calibri" w:hAnsi="Calibri"/>
           <w:b w:val="false"/>
           <w:bCs w:val="false"/>
-          <w:i/>
-          <w:iCs/>
-          <w:color w:val="6B5947"/>
-          <w:sz w:val="22"/>
-          <w:szCs w:val="22"/>
-        </w:rPr>
-        <w:t xml:space="preserve">[Summarise reciprocal interaction and social communication skills during OT sessions.]</w:t>
-      </w:r>
-    </w:p>
-    <w:p>
-      <w:pPr>
-        <w:pStyle w:val="ListParagraph"/>
-        <w:numPr>
-          <w:ilvl w:val="0"/>
-          <w:numId w:val="1"/>
-        </w:numPr>
-        <w:spacing w:after="80" w:line="276"/>
-      </w:pPr>
-      <w:r>
-        <w:rPr>
-          <w:rFonts w:ascii="Calibri" w:cs="Calibri" w:eastAsia="Calibri" w:hAnsi="Calibri"/>
-          <w:b w:val="false"/>
-          <w:bCs w:val="false"/>
-          <w:i/>
-          <w:iCs/>
-          <w:color w:val="6B5947"/>
-          <w:sz w:val="22"/>
-          <w:szCs w:val="22"/>
-        </w:rPr>
-        <w:t xml:space="preserve">[Observation on eye contact and joint attention.]</w:t>
-      </w:r>
-    </w:p>
-    <w:p>
-      <w:pPr>
-        <w:pStyle w:val="ListParagraph"/>
-        <w:numPr>
-          <w:ilvl w:val="0"/>
-          <w:numId w:val="1"/>
-        </w:numPr>
-        <w:spacing w:after="80" w:line="276"/>
-      </w:pPr>
-      <w:r>
-        <w:rPr>
-          <w:rFonts w:ascii="Calibri" w:cs="Calibri" w:eastAsia="Calibri" w:hAnsi="Calibri"/>
-          <w:b w:val="false"/>
-          <w:bCs w:val="false"/>
-          <w:i/>
-          <w:iCs/>
-          <w:color w:val="6B5947"/>
-          <w:sz w:val="22"/>
-          <w:szCs w:val="22"/>
-        </w:rPr>
-        <w:t xml:space="preserve">[Observation on response to one-to-one vs. group interaction.]</w:t>
-      </w:r>
-    </w:p>
-    <w:p>
-      <w:pPr>
-        <w:pStyle w:val="ListParagraph"/>
-        <w:numPr>
-          <w:ilvl w:val="0"/>
-          <w:numId w:val="1"/>
-        </w:numPr>
-        <w:spacing w:after="80" w:line="276"/>
-      </w:pPr>
-      <w:r>
-        <w:rPr>
-          <w:rFonts w:ascii="Calibri" w:cs="Calibri" w:eastAsia="Calibri" w:hAnsi="Calibri"/>
-          <w:b w:val="false"/>
-          <w:bCs w:val="false"/>
-          <w:i/>
-          <w:iCs/>
-          <w:color w:val="6B5947"/>
-          <w:sz w:val="22"/>
-          <w:szCs w:val="22"/>
-        </w:rPr>
-        <w:t xml:space="preserve">[Observation on engagement during structured play/visual tasks.]</w:t>
+          <w:i w:val="false"/>
+          <w:iCs w:val="false"/>
+          <w:color w:val="3A2E22"/>
+          <w:sz w:val="22"/>
+          <w:szCs w:val="22"/>
+        </w:rPr>
+        <w:t xml:space="preserve">Ali's social engagement is developing but not yet consistent.</w:t>
+      </w:r>
+    </w:p>
+    <w:p>
+      <w:pPr>
+        <w:pStyle w:val="ListParagraph"/>
+        <w:numPr>
+          <w:ilvl w:val="0"/>
+          <w:numId w:val="1"/>
+        </w:numPr>
+        <w:spacing w:after="80" w:line="276"/>
+      </w:pPr>
+      <w:r>
+        <w:rPr>
+          <w:rFonts w:ascii="Calibri" w:cs="Calibri" w:eastAsia="Calibri" w:hAnsi="Calibri"/>
+          <w:b w:val="false"/>
+          <w:bCs w:val="false"/>
+          <w:i w:val="false"/>
+          <w:iCs w:val="false"/>
+          <w:color w:val="3A2E22"/>
+          <w:sz w:val="22"/>
+          <w:szCs w:val="22"/>
+        </w:rPr>
+        <w:t xml:space="preserve">His eye contact was weak and often hard to maintain, with both the therapist and his caregivers.</w:t>
+      </w:r>
+    </w:p>
+    <w:p>
+      <w:pPr>
+        <w:pStyle w:val="ListParagraph"/>
+        <w:numPr>
+          <w:ilvl w:val="0"/>
+          <w:numId w:val="1"/>
+        </w:numPr>
+        <w:spacing w:after="80" w:line="276"/>
+      </w:pPr>
+      <w:r>
+        <w:rPr>
+          <w:rFonts w:ascii="Calibri" w:cs="Calibri" w:eastAsia="Calibri" w:hAnsi="Calibri"/>
+          <w:b w:val="false"/>
+          <w:bCs w:val="false"/>
+          <w:i w:val="false"/>
+          <w:iCs w:val="false"/>
+          <w:color w:val="3A2E22"/>
+          <w:sz w:val="22"/>
+          <w:szCs w:val="22"/>
+        </w:rPr>
+        <w:t xml:space="preserve">He engaged more easily during activities he found highly enjoyable or sensory-rich.</w:t>
+      </w:r>
+    </w:p>
+    <w:p>
+      <w:pPr>
+        <w:pStyle w:val="ListParagraph"/>
+        <w:numPr>
+          <w:ilvl w:val="0"/>
+          <w:numId w:val="1"/>
+        </w:numPr>
+        <w:spacing w:after="80" w:line="276"/>
+      </w:pPr>
+      <w:r>
+        <w:rPr>
+          <w:rFonts w:ascii="Calibri" w:cs="Calibri" w:eastAsia="Calibri" w:hAnsi="Calibri"/>
+          <w:b w:val="false"/>
+          <w:bCs w:val="false"/>
+          <w:i w:val="false"/>
+          <w:iCs w:val="false"/>
+          <w:color w:val="3A2E22"/>
+          <w:sz w:val="22"/>
+          <w:szCs w:val="22"/>
+        </w:rPr>
+        <w:t xml:space="preserve">Joint attention and back-and-forth interaction appeared, but didn't last long.</w:t>
+      </w:r>
+    </w:p>
+    <w:p>
+      <w:pPr>
+        <w:pStyle w:val="ListParagraph"/>
+        <w:numPr>
+          <w:ilvl w:val="0"/>
+          <w:numId w:val="1"/>
+        </w:numPr>
+        <w:spacing w:after="80" w:line="276"/>
+      </w:pPr>
+      <w:r>
+        <w:rPr>
+          <w:rFonts w:ascii="Calibri" w:cs="Calibri" w:eastAsia="Calibri" w:hAnsi="Calibri"/>
+          <w:b w:val="false"/>
+          <w:bCs w:val="false"/>
+          <w:i w:val="false"/>
+          <w:iCs w:val="false"/>
+          <w:color w:val="3A2E22"/>
+          <w:sz w:val="22"/>
+          <w:szCs w:val="22"/>
+        </w:rPr>
+        <w:t xml:space="preserve">He responded to his name inconsistently, especially when absorbed in his own play.</w:t>
+      </w:r>
+    </w:p>
+    <w:p>
+      <w:pPr>
+        <w:spacing w:after="160" w:line="276"/>
+        <w:jc w:val="left"/>
+      </w:pPr>
+      <w:r>
+        <w:rPr>
+          <w:rFonts w:ascii="Calibri" w:cs="Calibri" w:eastAsia="Calibri" w:hAnsi="Calibri"/>
+          <w:b w:val="false"/>
+          <w:bCs w:val="false"/>
+          <w:i w:val="false"/>
+          <w:iCs w:val="false"/>
+          <w:color w:val="3A2E22"/>
+          <w:sz w:val="22"/>
+          <w:szCs w:val="22"/>
+        </w:rPr>
+        <w:t xml:space="preserve">With structured practice, particularly around eye contact and shared attention, these interactive skills are expected to strengthen.</w:t>
       </w:r>
     </w:p>
     <w:p>
@@ -6195,105 +6183,105 @@
           <w:rFonts w:ascii="Calibri" w:cs="Calibri" w:eastAsia="Calibri" w:hAnsi="Calibri"/>
           <w:b w:val="false"/>
           <w:bCs w:val="false"/>
-          <w:i/>
-          <w:iCs/>
-          <w:color w:val="6B5947"/>
-          <w:sz w:val="22"/>
-          <w:szCs w:val="22"/>
-        </w:rPr>
-        <w:t xml:space="preserve">[Describe how the child explores and interacts with toys, tools, and familiar objects.]</w:t>
-      </w:r>
-    </w:p>
-    <w:p>
-      <w:pPr>
-        <w:pStyle w:val="ListParagraph"/>
-        <w:numPr>
-          <w:ilvl w:val="0"/>
-          <w:numId w:val="1"/>
-        </w:numPr>
-        <w:spacing w:after="80" w:line="276"/>
-      </w:pPr>
-      <w:r>
-        <w:rPr>
-          <w:rFonts w:ascii="Calibri" w:cs="Calibri" w:eastAsia="Calibri" w:hAnsi="Calibri"/>
-          <w:b w:val="false"/>
-          <w:bCs w:val="false"/>
-          <w:i/>
-          <w:iCs/>
-          <w:color w:val="6B5947"/>
-          <w:sz w:val="22"/>
-          <w:szCs w:val="22"/>
-        </w:rPr>
-        <w:t xml:space="preserve">[Observation on visual/tactile exploration style.]</w:t>
-      </w:r>
-    </w:p>
-    <w:p>
-      <w:pPr>
-        <w:pStyle w:val="ListParagraph"/>
-        <w:numPr>
-          <w:ilvl w:val="0"/>
-          <w:numId w:val="1"/>
-        </w:numPr>
-        <w:spacing w:after="80" w:line="276"/>
-      </w:pPr>
-      <w:r>
-        <w:rPr>
-          <w:rFonts w:ascii="Calibri" w:cs="Calibri" w:eastAsia="Calibri" w:hAnsi="Calibri"/>
-          <w:b w:val="false"/>
-          <w:bCs w:val="false"/>
-          <w:i/>
-          <w:iCs/>
-          <w:color w:val="6B5947"/>
-          <w:sz w:val="22"/>
-          <w:szCs w:val="22"/>
-        </w:rPr>
-        <w:t xml:space="preserve">[Observation on purposeful manipulation during constructional/fine motor play.]</w:t>
-      </w:r>
-    </w:p>
-    <w:p>
-      <w:pPr>
-        <w:pStyle w:val="ListParagraph"/>
-        <w:numPr>
-          <w:ilvl w:val="0"/>
-          <w:numId w:val="1"/>
-        </w:numPr>
-        <w:spacing w:after="80" w:line="276"/>
-      </w:pPr>
-      <w:r>
-        <w:rPr>
-          <w:rFonts w:ascii="Calibri" w:cs="Calibri" w:eastAsia="Calibri" w:hAnsi="Calibri"/>
-          <w:b w:val="false"/>
-          <w:bCs w:val="false"/>
-          <w:i/>
-          <w:iCs/>
-          <w:color w:val="6B5947"/>
-          <w:sz w:val="22"/>
-          <w:szCs w:val="22"/>
-        </w:rPr>
-        <w:t xml:space="preserve">[Observation on tool use and object organisation.]</w:t>
-      </w:r>
-    </w:p>
-    <w:p>
-      <w:pPr>
-        <w:pStyle w:val="ListParagraph"/>
-        <w:numPr>
-          <w:ilvl w:val="0"/>
-          <w:numId w:val="1"/>
-        </w:numPr>
-        <w:spacing w:after="80" w:line="276"/>
-      </w:pPr>
-      <w:r>
-        <w:rPr>
-          <w:rFonts w:ascii="Calibri" w:cs="Calibri" w:eastAsia="Calibri" w:hAnsi="Calibri"/>
-          <w:b w:val="false"/>
-          <w:bCs w:val="false"/>
-          <w:i/>
-          <w:iCs/>
-          <w:color w:val="6B5947"/>
-          <w:sz w:val="22"/>
-          <w:szCs w:val="22"/>
-        </w:rPr>
-        <w:t xml:space="preserve">[Factors influencing object use, e.g., strength, coordination, or motor planning.]</w:t>
+          <w:i w:val="false"/>
+          <w:iCs w:val="false"/>
+          <w:color w:val="3A2E22"/>
+          <w:sz w:val="22"/>
+          <w:szCs w:val="22"/>
+        </w:rPr>
+        <w:t xml:space="preserve">Ali shows real curiosity when exploring toys and familiar objects.</w:t>
+      </w:r>
+    </w:p>
+    <w:p>
+      <w:pPr>
+        <w:pStyle w:val="ListParagraph"/>
+        <w:numPr>
+          <w:ilvl w:val="0"/>
+          <w:numId w:val="1"/>
+        </w:numPr>
+        <w:spacing w:after="80" w:line="276"/>
+      </w:pPr>
+      <w:r>
+        <w:rPr>
+          <w:rFonts w:ascii="Calibri" w:cs="Calibri" w:eastAsia="Calibri" w:hAnsi="Calibri"/>
+          <w:b w:val="false"/>
+          <w:bCs w:val="false"/>
+          <w:i w:val="false"/>
+          <w:iCs w:val="false"/>
+          <w:color w:val="3A2E22"/>
+          <w:sz w:val="22"/>
+          <w:szCs w:val="22"/>
+        </w:rPr>
+        <w:t xml:space="preserve">He explores objects by sight and touch, though this is sometimes brief and driven more by sensory interest than a clear goal.</w:t>
+      </w:r>
+    </w:p>
+    <w:p>
+      <w:pPr>
+        <w:pStyle w:val="ListParagraph"/>
+        <w:numPr>
+          <w:ilvl w:val="0"/>
+          <w:numId w:val="1"/>
+        </w:numPr>
+        <w:spacing w:after="80" w:line="276"/>
+      </w:pPr>
+      <w:r>
+        <w:rPr>
+          <w:rFonts w:ascii="Calibri" w:cs="Calibri" w:eastAsia="Calibri" w:hAnsi="Calibri"/>
+          <w:b w:val="false"/>
+          <w:bCs w:val="false"/>
+          <w:i w:val="false"/>
+          <w:iCs w:val="false"/>
+          <w:color w:val="3A2E22"/>
+          <w:sz w:val="22"/>
+          <w:szCs w:val="22"/>
+        </w:rPr>
+        <w:t xml:space="preserve">Purposeful play — stacking, building, sorting — is emerging but not yet consistent.</w:t>
+      </w:r>
+    </w:p>
+    <w:p>
+      <w:pPr>
+        <w:pStyle w:val="ListParagraph"/>
+        <w:numPr>
+          <w:ilvl w:val="0"/>
+          <w:numId w:val="1"/>
+        </w:numPr>
+        <w:spacing w:after="80" w:line="276"/>
+      </w:pPr>
+      <w:r>
+        <w:rPr>
+          <w:rFonts w:ascii="Calibri" w:cs="Calibri" w:eastAsia="Calibri" w:hAnsi="Calibri"/>
+          <w:b w:val="false"/>
+          <w:bCs w:val="false"/>
+          <w:i w:val="false"/>
+          <w:iCs w:val="false"/>
+          <w:color w:val="3A2E22"/>
+          <w:sz w:val="22"/>
+          <w:szCs w:val="22"/>
+        </w:rPr>
+        <w:t xml:space="preserve">He's drawn to toys with strong sensory feedback: textured, moving, or noisy ones.</w:t>
+      </w:r>
+    </w:p>
+    <w:p>
+      <w:pPr>
+        <w:pStyle w:val="ListParagraph"/>
+        <w:numPr>
+          <w:ilvl w:val="0"/>
+          <w:numId w:val="1"/>
+        </w:numPr>
+        <w:spacing w:after="80" w:line="276"/>
+      </w:pPr>
+      <w:r>
+        <w:rPr>
+          <w:rFonts w:ascii="Calibri" w:cs="Calibri" w:eastAsia="Calibri" w:hAnsi="Calibri"/>
+          <w:b w:val="false"/>
+          <w:bCs w:val="false"/>
+          <w:i w:val="false"/>
+          <w:iCs w:val="false"/>
+          <w:color w:val="3A2E22"/>
+          <w:sz w:val="22"/>
+          <w:szCs w:val="22"/>
+        </w:rPr>
+        <w:t xml:space="preserve">Reduced arm strength and a shorter attention span make more demanding hands-on tasks harder to sustain.</w:t>
       </w:r>
     </w:p>
     <w:p>
@@ -6444,105 +6432,105 @@
           <w:rFonts w:ascii="Calibri" w:cs="Calibri" w:eastAsia="Calibri" w:hAnsi="Calibri"/>
           <w:b w:val="false"/>
           <w:bCs w:val="false"/>
-          <w:i/>
-          <w:iCs/>
-          <w:color w:val="6B5947"/>
-          <w:sz w:val="22"/>
-          <w:szCs w:val="22"/>
-        </w:rPr>
-        <w:t xml:space="preserve">[Describe the child's body scheme and body awareness during movement-based tasks.]</w:t>
-      </w:r>
-    </w:p>
-    <w:p>
-      <w:pPr>
-        <w:pStyle w:val="ListParagraph"/>
-        <w:numPr>
-          <w:ilvl w:val="0"/>
-          <w:numId w:val="1"/>
-        </w:numPr>
-        <w:spacing w:after="80" w:line="276"/>
-      </w:pPr>
-      <w:r>
-        <w:rPr>
-          <w:rFonts w:ascii="Calibri" w:cs="Calibri" w:eastAsia="Calibri" w:hAnsi="Calibri"/>
-          <w:b w:val="false"/>
-          <w:bCs w:val="false"/>
-          <w:i/>
-          <w:iCs/>
-          <w:color w:val="6B5947"/>
-          <w:sz w:val="22"/>
-          <w:szCs w:val="22"/>
-        </w:rPr>
-        <w:t xml:space="preserve">[Observation on body positioning awareness.]</w:t>
-      </w:r>
-    </w:p>
-    <w:p>
-      <w:pPr>
-        <w:pStyle w:val="ListParagraph"/>
-        <w:numPr>
-          <w:ilvl w:val="0"/>
-          <w:numId w:val="1"/>
-        </w:numPr>
-        <w:spacing w:after="80" w:line="276"/>
-      </w:pPr>
-      <w:r>
-        <w:rPr>
-          <w:rFonts w:ascii="Calibri" w:cs="Calibri" w:eastAsia="Calibri" w:hAnsi="Calibri"/>
-          <w:b w:val="false"/>
-          <w:bCs w:val="false"/>
-          <w:i/>
-          <w:iCs/>
-          <w:color w:val="6B5947"/>
-          <w:sz w:val="22"/>
-          <w:szCs w:val="22"/>
-        </w:rPr>
-        <w:t xml:space="preserve">[Observation on motor planning during movement tasks.]</w:t>
-      </w:r>
-    </w:p>
-    <w:p>
-      <w:pPr>
-        <w:pStyle w:val="ListParagraph"/>
-        <w:numPr>
-          <w:ilvl w:val="0"/>
-          <w:numId w:val="1"/>
-        </w:numPr>
-        <w:spacing w:after="80" w:line="276"/>
-      </w:pPr>
-      <w:r>
-        <w:rPr>
-          <w:rFonts w:ascii="Calibri" w:cs="Calibri" w:eastAsia="Calibri" w:hAnsi="Calibri"/>
-          <w:b w:val="false"/>
-          <w:bCs w:val="false"/>
-          <w:i/>
-          <w:iCs/>
-          <w:color w:val="6B5947"/>
-          <w:sz w:val="22"/>
-          <w:szCs w:val="22"/>
-        </w:rPr>
-        <w:t xml:space="preserve">[Observation on imitation of body movements/postures.]</w:t>
-      </w:r>
-    </w:p>
-    <w:p>
-      <w:pPr>
-        <w:pStyle w:val="ListParagraph"/>
-        <w:numPr>
-          <w:ilvl w:val="0"/>
-          <w:numId w:val="1"/>
-        </w:numPr>
-        <w:spacing w:after="80" w:line="276"/>
-      </w:pPr>
-      <w:r>
-        <w:rPr>
-          <w:rFonts w:ascii="Calibri" w:cs="Calibri" w:eastAsia="Calibri" w:hAnsi="Calibri"/>
-          <w:b w:val="false"/>
-          <w:bCs w:val="false"/>
-          <w:i/>
-          <w:iCs/>
-          <w:color w:val="6B5947"/>
-          <w:sz w:val="22"/>
-          <w:szCs w:val="22"/>
-        </w:rPr>
-        <w:t xml:space="preserve">[Observation on body-part awareness and movement organisation.]</w:t>
+          <w:i w:val="false"/>
+          <w:iCs w:val="false"/>
+          <w:color w:val="3A2E22"/>
+          <w:sz w:val="22"/>
+          <w:szCs w:val="22"/>
+        </w:rPr>
+        <w:t xml:space="preserve">Ali's sense of his own body and how it moves is still developing.</w:t>
+      </w:r>
+    </w:p>
+    <w:p>
+      <w:pPr>
+        <w:pStyle w:val="ListParagraph"/>
+        <w:numPr>
+          <w:ilvl w:val="0"/>
+          <w:numId w:val="1"/>
+        </w:numPr>
+        <w:spacing w:after="80" w:line="276"/>
+      </w:pPr>
+      <w:r>
+        <w:rPr>
+          <w:rFonts w:ascii="Calibri" w:cs="Calibri" w:eastAsia="Calibri" w:hAnsi="Calibri"/>
+          <w:b w:val="false"/>
+          <w:bCs w:val="false"/>
+          <w:i w:val="false"/>
+          <w:iCs w:val="false"/>
+          <w:color w:val="3A2E22"/>
+          <w:sz w:val="22"/>
+          <w:szCs w:val="22"/>
+        </w:rPr>
+        <w:t xml:space="preserve">Reduced awareness of his body's position during movement, such as going from the floor to standing.</w:t>
+      </w:r>
+    </w:p>
+    <w:p>
+      <w:pPr>
+        <w:pStyle w:val="ListParagraph"/>
+        <w:numPr>
+          <w:ilvl w:val="0"/>
+          <w:numId w:val="1"/>
+        </w:numPr>
+        <w:spacing w:after="80" w:line="276"/>
+      </w:pPr>
+      <w:r>
+        <w:rPr>
+          <w:rFonts w:ascii="Calibri" w:cs="Calibri" w:eastAsia="Calibri" w:hAnsi="Calibri"/>
+          <w:b w:val="false"/>
+          <w:bCs w:val="false"/>
+          <w:i w:val="false"/>
+          <w:iCs w:val="false"/>
+          <w:color w:val="3A2E22"/>
+          <w:sz w:val="22"/>
+          <w:szCs w:val="22"/>
+        </w:rPr>
+        <w:t xml:space="preserve">Difficulty copying simple body movements or postures on request.</w:t>
+      </w:r>
+    </w:p>
+    <w:p>
+      <w:pPr>
+        <w:pStyle w:val="ListParagraph"/>
+        <w:numPr>
+          <w:ilvl w:val="0"/>
+          <w:numId w:val="1"/>
+        </w:numPr>
+        <w:spacing w:after="80" w:line="276"/>
+      </w:pPr>
+      <w:r>
+        <w:rPr>
+          <w:rFonts w:ascii="Calibri" w:cs="Calibri" w:eastAsia="Calibri" w:hAnsi="Calibri"/>
+          <w:b w:val="false"/>
+          <w:bCs w:val="false"/>
+          <w:i w:val="false"/>
+          <w:iCs w:val="false"/>
+          <w:color w:val="3A2E22"/>
+          <w:sz w:val="22"/>
+          <w:szCs w:val="22"/>
+        </w:rPr>
+        <w:t xml:space="preserve">Difficulty planning and carrying out new or unfamiliar movement sequences.</w:t>
+      </w:r>
+    </w:p>
+    <w:p>
+      <w:pPr>
+        <w:pStyle w:val="ListParagraph"/>
+        <w:numPr>
+          <w:ilvl w:val="0"/>
+          <w:numId w:val="1"/>
+        </w:numPr>
+        <w:spacing w:after="80" w:line="276"/>
+      </w:pPr>
+      <w:r>
+        <w:rPr>
+          <w:rFonts w:ascii="Calibri" w:cs="Calibri" w:eastAsia="Calibri" w:hAnsi="Calibri"/>
+          <w:b w:val="false"/>
+          <w:bCs w:val="false"/>
+          <w:i w:val="false"/>
+          <w:iCs w:val="false"/>
+          <w:color w:val="3A2E22"/>
+          <w:sz w:val="22"/>
+          <w:szCs w:val="22"/>
+        </w:rPr>
+        <w:t xml:space="preserve">Relies heavily on what he can see and touch to know where his body is during play.</w:t>
       </w:r>
     </w:p>
     <w:p>
@@ -6693,13 +6681,13 @@
           <w:rFonts w:ascii="Calibri" w:cs="Calibri" w:eastAsia="Calibri" w:hAnsi="Calibri"/>
           <w:b w:val="false"/>
           <w:bCs w:val="false"/>
-          <w:i/>
-          <w:iCs/>
-          <w:color w:val="6B5947"/>
-          <w:sz w:val="22"/>
-          <w:szCs w:val="22"/>
-        </w:rPr>
-        <w:t xml:space="preserve">[Summarise sensory processing difficulties and their impact on attention, regulation, and participation.]</w:t>
+          <w:i w:val="false"/>
+          <w:iCs w:val="false"/>
+          <w:color w:val="3A2E22"/>
+          <w:sz w:val="22"/>
+          <w:szCs w:val="22"/>
+        </w:rPr>
+        <w:t xml:space="preserve">Ali has sensory processing difficulties across several areas, which affect his attention, regulation, and participation in daily and play-based activities.</w:t>
       </w:r>
     </w:p>
     <w:tbl>
@@ -6798,13 +6786,13 @@
             <w:r>
               <w:rPr>
                 <w:rFonts w:ascii="Calibri" w:cs="Calibri" w:eastAsia="Calibri" w:hAnsi="Calibri"/>
-                <w:i/>
-                <w:iCs/>
-                <w:color w:val="6B5947"/>
+                <w:i w:val="false"/>
+                <w:iCs w:val="false"/>
+                <w:color w:val="3A2E22"/>
                 <w:sz w:val="19"/>
                 <w:szCs w:val="19"/>
               </w:rPr>
-              <w:t xml:space="preserve">[Observation on proprioceptive processing.]</w:t>
+              <w:t xml:space="preserve">Trouble sensing his body's position and judging how much force to use; seeks out strong movement and pressure to feel regulated.</w:t>
             </w:r>
           </w:p>
         </w:tc>
@@ -6887,13 +6875,13 @@
             <w:r>
               <w:rPr>
                 <w:rFonts w:ascii="Calibri" w:cs="Calibri" w:eastAsia="Calibri" w:hAnsi="Calibri"/>
-                <w:i/>
-                <w:iCs/>
-                <w:color w:val="6B5947"/>
+                <w:i w:val="false"/>
+                <w:iCs w:val="false"/>
+                <w:color w:val="3A2E22"/>
                 <w:sz w:val="19"/>
                 <w:szCs w:val="19"/>
               </w:rPr>
-              <w:t xml:space="preserve">[Observation on vestibular processing.]</w:t>
+              <w:t xml:space="preserve">Under-responds to movement, so he seeks out extra motion — this also affects his balance and stability.</w:t>
             </w:r>
           </w:p>
         </w:tc>
@@ -6978,13 +6966,13 @@
             <w:r>
               <w:rPr>
                 <w:rFonts w:ascii="Calibri" w:cs="Calibri" w:eastAsia="Calibri" w:hAnsi="Calibri"/>
-                <w:i/>
-                <w:iCs/>
-                <w:color w:val="6B5947"/>
+                <w:i w:val="false"/>
+                <w:iCs w:val="false"/>
+                <w:color w:val="3A2E22"/>
                 <w:sz w:val="19"/>
                 <w:szCs w:val="19"/>
               </w:rPr>
-              <w:t xml:space="preserve">[Observation on visual processing.]</w:t>
+              <w:t xml:space="preserve">Finds it hard to keep his visual attention on a task or pick out relevant details.</w:t>
             </w:r>
           </w:p>
         </w:tc>
@@ -7067,13 +7055,13 @@
             <w:r>
               <w:rPr>
                 <w:rFonts w:ascii="Calibri" w:cs="Calibri" w:eastAsia="Calibri" w:hAnsi="Calibri"/>
-                <w:i/>
-                <w:iCs/>
-                <w:color w:val="6B5947"/>
+                <w:i w:val="false"/>
+                <w:iCs w:val="false"/>
+                <w:color w:val="3A2E22"/>
                 <w:sz w:val="19"/>
                 <w:szCs w:val="19"/>
               </w:rPr>
-              <w:t xml:space="preserve">[Observation on tactile processing.]</w:t>
+              <w:t xml:space="preserve">Reacts differently to different textures — sometimes seeking touch, sometimes avoiding it — which shapes which play materials he'll try.</w:t>
             </w:r>
           </w:p>
         </w:tc>
@@ -7158,13 +7146,13 @@
             <w:r>
               <w:rPr>
                 <w:rFonts w:ascii="Calibri" w:cs="Calibri" w:eastAsia="Calibri" w:hAnsi="Calibri"/>
-                <w:i/>
-                <w:iCs/>
-                <w:color w:val="6B5947"/>
+                <w:i w:val="false"/>
+                <w:iCs w:val="false"/>
+                <w:color w:val="3A2E22"/>
                 <w:sz w:val="19"/>
                 <w:szCs w:val="19"/>
               </w:rPr>
-              <w:t xml:space="preserve">[Observation on auditory processing.]</w:t>
+              <w:t xml:space="preserve">Responds inconsistently to voices and sounds, especially when other sensory input is competing for his attention.</w:t>
             </w:r>
           </w:p>
         </w:tc>
@@ -7247,13 +7235,13 @@
             <w:r>
               <w:rPr>
                 <w:rFonts w:ascii="Calibri" w:cs="Calibri" w:eastAsia="Calibri" w:hAnsi="Calibri"/>
-                <w:i/>
-                <w:iCs/>
-                <w:color w:val="6B5947"/>
+                <w:i w:val="false"/>
+                <w:iCs w:val="false"/>
+                <w:color w:val="3A2E22"/>
                 <w:sz w:val="19"/>
                 <w:szCs w:val="19"/>
               </w:rPr>
-              <w:t xml:space="preserve">[Summarise the combined functional impact of the above.]</w:t>
+              <w:t xml:space="preserve">Together, these difficulties make it harder for Ali to stay attentive, regulated, and engaged — especially in busy or unfamiliar settings.</w:t>
             </w:r>
           </w:p>
         </w:tc>
@@ -7329,7 +7317,7 @@
                 <w:sz w:val="21"/>
                 <w:szCs w:val="21"/>
               </w:rPr>
-              <w:t xml:space="preserve">[Note which sensory strategies the child responds well to, e.g., specific input types that support regulation.]</w:t>
+              <w:t xml:space="preserve">Ali responds well to structured sensory input — proprioceptive and vestibular activities in particular — to help him regulate and stay ready to learn.</w:t>
             </w:r>
           </w:p>
         </w:tc>
@@ -7760,105 +7748,105 @@
           <w:rFonts w:ascii="Calibri" w:cs="Calibri" w:eastAsia="Calibri" w:hAnsi="Calibri"/>
           <w:b w:val="false"/>
           <w:bCs w:val="false"/>
-          <w:i/>
-          <w:iCs/>
-          <w:color w:val="6B5947"/>
-          <w:sz w:val="22"/>
-          <w:szCs w:val="22"/>
-        </w:rPr>
-        <w:t xml:space="preserve">[Summarise findings on muscle tone and strength.]</w:t>
-      </w:r>
-    </w:p>
-    <w:p>
-      <w:pPr>
-        <w:pStyle w:val="ListParagraph"/>
-        <w:numPr>
-          <w:ilvl w:val="0"/>
-          <w:numId w:val="1"/>
-        </w:numPr>
-        <w:spacing w:after="80" w:line="276"/>
-      </w:pPr>
-      <w:r>
-        <w:rPr>
-          <w:rFonts w:ascii="Calibri" w:cs="Calibri" w:eastAsia="Calibri" w:hAnsi="Calibri"/>
-          <w:b w:val="false"/>
-          <w:bCs w:val="false"/>
-          <w:i/>
-          <w:iCs/>
-          <w:color w:val="6B5947"/>
-          <w:sz w:val="22"/>
-          <w:szCs w:val="22"/>
-        </w:rPr>
-        <w:t xml:space="preserve">[Observation on upper limb strength during weight-bearing/resisted tasks.]</w:t>
-      </w:r>
-    </w:p>
-    <w:p>
-      <w:pPr>
-        <w:pStyle w:val="ListParagraph"/>
-        <w:numPr>
-          <w:ilvl w:val="0"/>
-          <w:numId w:val="1"/>
-        </w:numPr>
-        <w:spacing w:after="80" w:line="276"/>
-      </w:pPr>
-      <w:r>
-        <w:rPr>
-          <w:rFonts w:ascii="Calibri" w:cs="Calibri" w:eastAsia="Calibri" w:hAnsi="Calibri"/>
-          <w:b w:val="false"/>
-          <w:bCs w:val="false"/>
-          <w:i/>
-          <w:iCs/>
-          <w:color w:val="6B5947"/>
-          <w:sz w:val="22"/>
-          <w:szCs w:val="22"/>
-        </w:rPr>
-        <w:t xml:space="preserve">[Observation on core/postural strength and endurance.]</w:t>
-      </w:r>
-    </w:p>
-    <w:p>
-      <w:pPr>
-        <w:pStyle w:val="ListParagraph"/>
-        <w:numPr>
-          <w:ilvl w:val="0"/>
-          <w:numId w:val="1"/>
-        </w:numPr>
-        <w:spacing w:after="80" w:line="276"/>
-      </w:pPr>
-      <w:r>
-        <w:rPr>
-          <w:rFonts w:ascii="Calibri" w:cs="Calibri" w:eastAsia="Calibri" w:hAnsi="Calibri"/>
-          <w:b w:val="false"/>
-          <w:bCs w:val="false"/>
-          <w:i/>
-          <w:iCs/>
-          <w:color w:val="6B5947"/>
-          <w:sz w:val="22"/>
-          <w:szCs w:val="22"/>
-        </w:rPr>
-        <w:t xml:space="preserve">[Observation on grip strength.]</w:t>
-      </w:r>
-    </w:p>
-    <w:p>
-      <w:pPr>
-        <w:pStyle w:val="ListParagraph"/>
-        <w:numPr>
-          <w:ilvl w:val="0"/>
-          <w:numId w:val="1"/>
-        </w:numPr>
-        <w:spacing w:after="80" w:line="276"/>
-      </w:pPr>
-      <w:r>
-        <w:rPr>
-          <w:rFonts w:ascii="Calibri" w:cs="Calibri" w:eastAsia="Calibri" w:hAnsi="Calibri"/>
-          <w:b w:val="false"/>
-          <w:bCs w:val="false"/>
-          <w:i/>
-          <w:iCs/>
-          <w:color w:val="6B5947"/>
-          <w:sz w:val="22"/>
-          <w:szCs w:val="22"/>
-        </w:rPr>
-        <w:t xml:space="preserve">[Observation on muscle tone during movement.]</w:t>
+          <w:i w:val="false"/>
+          <w:iCs w:val="false"/>
+          <w:color w:val="3A2E22"/>
+          <w:sz w:val="22"/>
+          <w:szCs w:val="22"/>
+        </w:rPr>
+        <w:t xml:space="preserve">Ali shows reduced muscle strength, especially in his arms, along with muscle tone that is functional but not always well controlled.</w:t>
+      </w:r>
+    </w:p>
+    <w:p>
+      <w:pPr>
+        <w:pStyle w:val="ListParagraph"/>
+        <w:numPr>
+          <w:ilvl w:val="0"/>
+          <w:numId w:val="1"/>
+        </w:numPr>
+        <w:spacing w:after="80" w:line="276"/>
+      </w:pPr>
+      <w:r>
+        <w:rPr>
+          <w:rFonts w:ascii="Calibri" w:cs="Calibri" w:eastAsia="Calibri" w:hAnsi="Calibri"/>
+          <w:b w:val="false"/>
+          <w:bCs w:val="false"/>
+          <w:i w:val="false"/>
+          <w:iCs w:val="false"/>
+          <w:color w:val="3A2E22"/>
+          <w:sz w:val="22"/>
+          <w:szCs w:val="22"/>
+        </w:rPr>
+        <w:t xml:space="preserve">Noticeable arm weakness during weight-bearing, pushing, and resisted movements.</w:t>
+      </w:r>
+    </w:p>
+    <w:p>
+      <w:pPr>
+        <w:pStyle w:val="ListParagraph"/>
+        <w:numPr>
+          <w:ilvl w:val="0"/>
+          <w:numId w:val="1"/>
+        </w:numPr>
+        <w:spacing w:after="80" w:line="276"/>
+      </w:pPr>
+      <w:r>
+        <w:rPr>
+          <w:rFonts w:ascii="Calibri" w:cs="Calibri" w:eastAsia="Calibri" w:hAnsi="Calibri"/>
+          <w:b w:val="false"/>
+          <w:bCs w:val="false"/>
+          <w:i w:val="false"/>
+          <w:iCs w:val="false"/>
+          <w:color w:val="3A2E22"/>
+          <w:sz w:val="22"/>
+          <w:szCs w:val="22"/>
+        </w:rPr>
+        <w:t xml:space="preserve">Reduced core strength, which tires him during longer floor or seated play.</w:t>
+      </w:r>
+    </w:p>
+    <w:p>
+      <w:pPr>
+        <w:pStyle w:val="ListParagraph"/>
+        <w:numPr>
+          <w:ilvl w:val="0"/>
+          <w:numId w:val="1"/>
+        </w:numPr>
+        <w:spacing w:after="80" w:line="276"/>
+      </w:pPr>
+      <w:r>
+        <w:rPr>
+          <w:rFonts w:ascii="Calibri" w:cs="Calibri" w:eastAsia="Calibri" w:hAnsi="Calibri"/>
+          <w:b w:val="false"/>
+          <w:bCs w:val="false"/>
+          <w:i w:val="false"/>
+          <w:iCs w:val="false"/>
+          <w:color w:val="3A2E22"/>
+          <w:sz w:val="22"/>
+          <w:szCs w:val="22"/>
+        </w:rPr>
+        <w:t xml:space="preserve">Reduced grip strength, which limits how long he can manipulate objects.</w:t>
+      </w:r>
+    </w:p>
+    <w:p>
+      <w:pPr>
+        <w:pStyle w:val="ListParagraph"/>
+        <w:numPr>
+          <w:ilvl w:val="0"/>
+          <w:numId w:val="1"/>
+        </w:numPr>
+        <w:spacing w:after="80" w:line="276"/>
+      </w:pPr>
+      <w:r>
+        <w:rPr>
+          <w:rFonts w:ascii="Calibri" w:cs="Calibri" w:eastAsia="Calibri" w:hAnsi="Calibri"/>
+          <w:b w:val="false"/>
+          <w:bCs w:val="false"/>
+          <w:i w:val="false"/>
+          <w:iCs w:val="false"/>
+          <w:color w:val="3A2E22"/>
+          <w:sz w:val="22"/>
+          <w:szCs w:val="22"/>
+        </w:rPr>
+        <w:t xml:space="preserve">Muscle tone is adequate but doesn't yet fully support steady posture during movement.</w:t>
       </w:r>
     </w:p>
     <w:p>
@@ -8212,105 +8200,105 @@
           <w:rFonts w:ascii="Calibri" w:cs="Calibri" w:eastAsia="Calibri" w:hAnsi="Calibri"/>
           <w:b w:val="false"/>
           <w:bCs w:val="false"/>
-          <w:i/>
-          <w:iCs/>
-          <w:color w:val="6B5947"/>
-          <w:sz w:val="22"/>
-          <w:szCs w:val="22"/>
-        </w:rPr>
-        <w:t xml:space="preserve">[Summarise gross motor coordination relative to age expectations.]</w:t>
-      </w:r>
-    </w:p>
-    <w:p>
-      <w:pPr>
-        <w:pStyle w:val="ListParagraph"/>
-        <w:numPr>
-          <w:ilvl w:val="0"/>
-          <w:numId w:val="1"/>
-        </w:numPr>
-        <w:spacing w:after="80" w:line="276"/>
-      </w:pPr>
-      <w:r>
-        <w:rPr>
-          <w:rFonts w:ascii="Calibri" w:cs="Calibri" w:eastAsia="Calibri" w:hAnsi="Calibri"/>
-          <w:b w:val="false"/>
-          <w:bCs w:val="false"/>
-          <w:i/>
-          <w:iCs/>
-          <w:color w:val="6B5947"/>
-          <w:sz w:val="22"/>
-          <w:szCs w:val="22"/>
-        </w:rPr>
-        <w:t xml:space="preserve">[Observation on following gross motor instructions.]</w:t>
-      </w:r>
-    </w:p>
-    <w:p>
-      <w:pPr>
-        <w:pStyle w:val="ListParagraph"/>
-        <w:numPr>
-          <w:ilvl w:val="0"/>
-          <w:numId w:val="1"/>
-        </w:numPr>
-        <w:spacing w:after="80" w:line="276"/>
-      </w:pPr>
-      <w:r>
-        <w:rPr>
-          <w:rFonts w:ascii="Calibri" w:cs="Calibri" w:eastAsia="Calibri" w:hAnsi="Calibri"/>
-          <w:b w:val="false"/>
-          <w:bCs w:val="false"/>
-          <w:i/>
-          <w:iCs/>
-          <w:color w:val="6B5947"/>
-          <w:sz w:val="22"/>
-          <w:szCs w:val="22"/>
-        </w:rPr>
-        <w:t xml:space="preserve">[Observation on running, jumping, and climbing.]</w:t>
-      </w:r>
-    </w:p>
-    <w:p>
-      <w:pPr>
-        <w:pStyle w:val="ListParagraph"/>
-        <w:numPr>
-          <w:ilvl w:val="0"/>
-          <w:numId w:val="1"/>
-        </w:numPr>
-        <w:spacing w:after="80" w:line="276"/>
-      </w:pPr>
-      <w:r>
-        <w:rPr>
-          <w:rFonts w:ascii="Calibri" w:cs="Calibri" w:eastAsia="Calibri" w:hAnsi="Calibri"/>
-          <w:b w:val="false"/>
-          <w:bCs w:val="false"/>
-          <w:i/>
-          <w:iCs/>
-          <w:color w:val="6B5947"/>
-          <w:sz w:val="22"/>
-          <w:szCs w:val="22"/>
-        </w:rPr>
-        <w:t xml:space="preserve">[Observation on movement sequencing and bilateral coordination.]</w:t>
-      </w:r>
-    </w:p>
-    <w:p>
-      <w:pPr>
-        <w:pStyle w:val="ListParagraph"/>
-        <w:numPr>
-          <w:ilvl w:val="0"/>
-          <w:numId w:val="1"/>
-        </w:numPr>
-        <w:spacing w:after="80" w:line="276"/>
-      </w:pPr>
-      <w:r>
-        <w:rPr>
-          <w:rFonts w:ascii="Calibri" w:cs="Calibri" w:eastAsia="Calibri" w:hAnsi="Calibri"/>
-          <w:b w:val="false"/>
-          <w:bCs w:val="false"/>
-          <w:i/>
-          <w:iCs/>
-          <w:color w:val="6B5947"/>
-          <w:sz w:val="22"/>
-          <w:szCs w:val="22"/>
-        </w:rPr>
-        <w:t xml:space="preserve">[Observation on endurance during physical activity.]</w:t>
+          <w:i w:val="false"/>
+          <w:iCs w:val="false"/>
+          <w:color w:val="3A2E22"/>
+          <w:sz w:val="22"/>
+          <w:szCs w:val="22"/>
+        </w:rPr>
+        <w:t xml:space="preserve">Ali's gross motor coordination is developing but still immature for his age.</w:t>
+      </w:r>
+    </w:p>
+    <w:p>
+      <w:pPr>
+        <w:pStyle w:val="ListParagraph"/>
+        <w:numPr>
+          <w:ilvl w:val="0"/>
+          <w:numId w:val="1"/>
+        </w:numPr>
+        <w:spacing w:after="80" w:line="276"/>
+      </w:pPr>
+      <w:r>
+        <w:rPr>
+          <w:rFonts w:ascii="Calibri" w:cs="Calibri" w:eastAsia="Calibri" w:hAnsi="Calibri"/>
+          <w:b w:val="false"/>
+          <w:bCs w:val="false"/>
+          <w:i w:val="false"/>
+          <w:iCs w:val="false"/>
+          <w:color w:val="3A2E22"/>
+          <w:sz w:val="22"/>
+          <w:szCs w:val="22"/>
+        </w:rPr>
+        <w:t xml:space="preserve">Follows 1–2 step gross motor instructions ("jump, then clap") with a visual or verbal cue.</w:t>
+      </w:r>
+    </w:p>
+    <w:p>
+      <w:pPr>
+        <w:pStyle w:val="ListParagraph"/>
+        <w:numPr>
+          <w:ilvl w:val="0"/>
+          <w:numId w:val="1"/>
+        </w:numPr>
+        <w:spacing w:after="80" w:line="276"/>
+      </w:pPr>
+      <w:r>
+        <w:rPr>
+          <w:rFonts w:ascii="Calibri" w:cs="Calibri" w:eastAsia="Calibri" w:hAnsi="Calibri"/>
+          <w:b w:val="false"/>
+          <w:bCs w:val="false"/>
+          <w:i w:val="false"/>
+          <w:iCs w:val="false"/>
+          <w:color w:val="3A2E22"/>
+          <w:sz w:val="22"/>
+          <w:szCs w:val="22"/>
+        </w:rPr>
+        <w:t xml:space="preserve">Runs, jumps, and climbs, but without much control or refinement.</w:t>
+      </w:r>
+    </w:p>
+    <w:p>
+      <w:pPr>
+        <w:pStyle w:val="ListParagraph"/>
+        <w:numPr>
+          <w:ilvl w:val="0"/>
+          <w:numId w:val="1"/>
+        </w:numPr>
+        <w:spacing w:after="80" w:line="276"/>
+      </w:pPr>
+      <w:r>
+        <w:rPr>
+          <w:rFonts w:ascii="Calibri" w:cs="Calibri" w:eastAsia="Calibri" w:hAnsi="Calibri"/>
+          <w:b w:val="false"/>
+          <w:bCs w:val="false"/>
+          <w:i w:val="false"/>
+          <w:iCs w:val="false"/>
+          <w:color w:val="3A2E22"/>
+          <w:sz w:val="22"/>
+          <w:szCs w:val="22"/>
+        </w:rPr>
+        <w:t xml:space="preserve">Struggles with longer movement sequences and coordinating both sides of his body.</w:t>
+      </w:r>
+    </w:p>
+    <w:p>
+      <w:pPr>
+        <w:pStyle w:val="ListParagraph"/>
+        <w:numPr>
+          <w:ilvl w:val="0"/>
+          <w:numId w:val="1"/>
+        </w:numPr>
+        <w:spacing w:after="80" w:line="276"/>
+      </w:pPr>
+      <w:r>
+        <w:rPr>
+          <w:rFonts w:ascii="Calibri" w:cs="Calibri" w:eastAsia="Calibri" w:hAnsi="Calibri"/>
+          <w:b w:val="false"/>
+          <w:bCs w:val="false"/>
+          <w:i w:val="false"/>
+          <w:iCs w:val="false"/>
+          <w:color w:val="3A2E22"/>
+          <w:sz w:val="22"/>
+          <w:szCs w:val="22"/>
+        </w:rPr>
+        <w:t xml:space="preserve">Tires more quickly than expected during sustained physical activity.</w:t>
       </w:r>
     </w:p>
     <w:p>
@@ -8323,13 +8311,13 @@
           <w:rFonts w:ascii="Calibri" w:cs="Calibri" w:eastAsia="Calibri" w:hAnsi="Calibri"/>
           <w:b w:val="false"/>
           <w:bCs w:val="false"/>
-          <w:i/>
-          <w:iCs/>
-          <w:color w:val="6B5947"/>
-          <w:sz w:val="22"/>
-          <w:szCs w:val="22"/>
-        </w:rPr>
-        <w:t xml:space="preserve">[Note a strength to build on for further gross motor development.]</w:t>
+          <w:i w:val="false"/>
+          <w:iCs w:val="false"/>
+          <w:color w:val="3A2E22"/>
+          <w:sz w:val="22"/>
+          <w:szCs w:val="22"/>
+        </w:rPr>
+        <w:t xml:space="preserve">His ability to follow simple movement instructions is a solid base for building more complex motor skills through structured practice.</w:t>
       </w:r>
     </w:p>
     <w:p>
@@ -8480,128 +8468,105 @@
           <w:rFonts w:ascii="Calibri" w:cs="Calibri" w:eastAsia="Calibri" w:hAnsi="Calibri"/>
           <w:b w:val="false"/>
           <w:bCs w:val="false"/>
-          <w:i/>
-          <w:iCs/>
-          <w:color w:val="6B5947"/>
-          <w:sz w:val="22"/>
-          <w:szCs w:val="22"/>
-        </w:rPr>
-        <w:t xml:space="preserve">[Summarise fine motor and graphomotor development relative to age expectations.]</w:t>
-      </w:r>
-    </w:p>
-    <w:p>
-      <w:pPr>
-        <w:pStyle w:val="ListParagraph"/>
-        <w:numPr>
-          <w:ilvl w:val="0"/>
-          <w:numId w:val="1"/>
-        </w:numPr>
-        <w:spacing w:after="80" w:line="276"/>
-      </w:pPr>
-      <w:r>
-        <w:rPr>
-          <w:rFonts w:ascii="Calibri" w:cs="Calibri" w:eastAsia="Calibri" w:hAnsi="Calibri"/>
-          <w:b w:val="false"/>
-          <w:bCs w:val="false"/>
-          <w:i/>
-          <w:iCs/>
-          <w:color w:val="6B5947"/>
-          <w:sz w:val="22"/>
-          <w:szCs w:val="22"/>
-        </w:rPr>
-        <w:t xml:space="preserve">[Observation on following fine motor instructions.]</w:t>
-      </w:r>
-    </w:p>
-    <w:p>
-      <w:pPr>
-        <w:pStyle w:val="ListParagraph"/>
-        <w:numPr>
-          <w:ilvl w:val="0"/>
-          <w:numId w:val="1"/>
-        </w:numPr>
-        <w:spacing w:after="80" w:line="276"/>
-      </w:pPr>
-      <w:r>
-        <w:rPr>
-          <w:rFonts w:ascii="Calibri" w:cs="Calibri" w:eastAsia="Calibri" w:hAnsi="Calibri"/>
-          <w:b w:val="false"/>
-          <w:bCs w:val="false"/>
-          <w:i/>
-          <w:iCs/>
-          <w:color w:val="6B5947"/>
-          <w:sz w:val="22"/>
-          <w:szCs w:val="22"/>
-        </w:rPr>
-        <w:t xml:space="preserve">[Observation on grasp patterns and pencil grip.]</w:t>
-      </w:r>
-    </w:p>
-    <w:p>
-      <w:pPr>
-        <w:pStyle w:val="ListParagraph"/>
-        <w:numPr>
-          <w:ilvl w:val="0"/>
-          <w:numId w:val="1"/>
-        </w:numPr>
-        <w:spacing w:after="80" w:line="276"/>
-      </w:pPr>
-      <w:r>
-        <w:rPr>
-          <w:rFonts w:ascii="Calibri" w:cs="Calibri" w:eastAsia="Calibri" w:hAnsi="Calibri"/>
-          <w:b w:val="false"/>
-          <w:bCs w:val="false"/>
-          <w:i/>
-          <w:iCs/>
-          <w:color w:val="6B5947"/>
-          <w:sz w:val="22"/>
-          <w:szCs w:val="22"/>
-        </w:rPr>
-        <w:t xml:space="preserve">[Observation on copying shapes/lines and visual-motor integration.]</w:t>
-      </w:r>
-    </w:p>
-    <w:p>
-      <w:pPr>
-        <w:pStyle w:val="ListParagraph"/>
-        <w:numPr>
-          <w:ilvl w:val="0"/>
-          <w:numId w:val="1"/>
-        </w:numPr>
-        <w:spacing w:after="80" w:line="276"/>
-      </w:pPr>
-      <w:r>
-        <w:rPr>
-          <w:rFonts w:ascii="Calibri" w:cs="Calibri" w:eastAsia="Calibri" w:hAnsi="Calibri"/>
-          <w:b w:val="false"/>
-          <w:bCs w:val="false"/>
-          <w:i/>
-          <w:iCs/>
-          <w:color w:val="6B5947"/>
-          <w:sz w:val="22"/>
-          <w:szCs w:val="22"/>
-        </w:rPr>
-        <w:t xml:space="preserve">[Observation on grip endurance during table-top tasks.]</w:t>
-      </w:r>
-    </w:p>
-    <w:p>
-      <w:pPr>
-        <w:pStyle w:val="ListParagraph"/>
-        <w:numPr>
-          <w:ilvl w:val="0"/>
-          <w:numId w:val="1"/>
-        </w:numPr>
-        <w:spacing w:after="80" w:line="276"/>
-      </w:pPr>
-      <w:r>
-        <w:rPr>
-          <w:rFonts w:ascii="Calibri" w:cs="Calibri" w:eastAsia="Calibri" w:hAnsi="Calibri"/>
-          <w:b w:val="false"/>
-          <w:bCs w:val="false"/>
-          <w:i/>
-          <w:iCs/>
-          <w:color w:val="6B5947"/>
-          <w:sz w:val="22"/>
-          <w:szCs w:val="22"/>
-        </w:rPr>
-        <w:t xml:space="preserve">[Observation on bilateral hand use during constructional play.]</w:t>
+          <w:i w:val="false"/>
+          <w:iCs w:val="false"/>
+          <w:color w:val="3A2E22"/>
+          <w:sz w:val="22"/>
+          <w:szCs w:val="22"/>
+        </w:rPr>
+        <w:t xml:space="preserve">Ali's fine motor skills are emerging, though reduced hand strength and attention limit his precision and stamina.</w:t>
+      </w:r>
+    </w:p>
+    <w:p>
+      <w:pPr>
+        <w:pStyle w:val="ListParagraph"/>
+        <w:numPr>
+          <w:ilvl w:val="0"/>
+          <w:numId w:val="1"/>
+        </w:numPr>
+        <w:spacing w:after="80" w:line="276"/>
+      </w:pPr>
+      <w:r>
+        <w:rPr>
+          <w:rFonts w:ascii="Calibri" w:cs="Calibri" w:eastAsia="Calibri" w:hAnsi="Calibri"/>
+          <w:b w:val="false"/>
+          <w:bCs w:val="false"/>
+          <w:i w:val="false"/>
+          <w:iCs w:val="false"/>
+          <w:color w:val="3A2E22"/>
+          <w:sz w:val="22"/>
+          <w:szCs w:val="22"/>
+        </w:rPr>
+        <w:t xml:space="preserve">Follows 1–2 step fine motor instructions ("put the block in the box, then close it") with support.</w:t>
+      </w:r>
+    </w:p>
+    <w:p>
+      <w:pPr>
+        <w:pStyle w:val="ListParagraph"/>
+        <w:numPr>
+          <w:ilvl w:val="0"/>
+          <w:numId w:val="1"/>
+        </w:numPr>
+        <w:spacing w:after="80" w:line="276"/>
+      </w:pPr>
+      <w:r>
+        <w:rPr>
+          <w:rFonts w:ascii="Calibri" w:cs="Calibri" w:eastAsia="Calibri" w:hAnsi="Calibri"/>
+          <w:b w:val="false"/>
+          <w:bCs w:val="false"/>
+          <w:i w:val="false"/>
+          <w:iCs w:val="false"/>
+          <w:color w:val="3A2E22"/>
+          <w:sz w:val="22"/>
+          <w:szCs w:val="22"/>
+        </w:rPr>
+        <w:t xml:space="preserve">His grasp during drawing and manipulation tasks is still immature for his age.</w:t>
+      </w:r>
+    </w:p>
+    <w:p>
+      <w:pPr>
+        <w:pStyle w:val="ListParagraph"/>
+        <w:numPr>
+          <w:ilvl w:val="0"/>
+          <w:numId w:val="1"/>
+        </w:numPr>
+        <w:spacing w:after="80" w:line="276"/>
+      </w:pPr>
+      <w:r>
+        <w:rPr>
+          <w:rFonts w:ascii="Calibri" w:cs="Calibri" w:eastAsia="Calibri" w:hAnsi="Calibri"/>
+          <w:b w:val="false"/>
+          <w:bCs w:val="false"/>
+          <w:i w:val="false"/>
+          <w:iCs w:val="false"/>
+          <w:color w:val="3A2E22"/>
+          <w:sz w:val="22"/>
+          <w:szCs w:val="22"/>
+        </w:rPr>
+        <w:t xml:space="preserve">His grip tires quickly during table-top tasks.</w:t>
+      </w:r>
+    </w:p>
+    <w:p>
+      <w:pPr>
+        <w:pStyle w:val="ListParagraph"/>
+        <w:numPr>
+          <w:ilvl w:val="0"/>
+          <w:numId w:val="1"/>
+        </w:numPr>
+        <w:spacing w:after="80" w:line="276"/>
+      </w:pPr>
+      <w:r>
+        <w:rPr>
+          <w:rFonts w:ascii="Calibri" w:cs="Calibri" w:eastAsia="Calibri" w:hAnsi="Calibri"/>
+          <w:b w:val="false"/>
+          <w:bCs w:val="false"/>
+          <w:i w:val="false"/>
+          <w:iCs w:val="false"/>
+          <w:color w:val="3A2E22"/>
+          <w:sz w:val="22"/>
+          <w:szCs w:val="22"/>
+        </w:rPr>
+        <w:t xml:space="preserve">Doesn't yet use both hands together consistently during building play.</w:t>
       </w:r>
     </w:p>
     <w:p>
@@ -8955,82 +8920,105 @@
           <w:rFonts w:ascii="Calibri" w:cs="Calibri" w:eastAsia="Calibri" w:hAnsi="Calibri"/>
           <w:b w:val="false"/>
           <w:bCs w:val="false"/>
-          <w:i/>
-          <w:iCs/>
-          <w:color w:val="6B5947"/>
-          <w:sz w:val="22"/>
-          <w:szCs w:val="22"/>
-        </w:rPr>
-        <w:t xml:space="preserve">[Summarise balance and postural control findings, linking to sensory processing where relevant.]</w:t>
-      </w:r>
-    </w:p>
-    <w:p>
-      <w:pPr>
-        <w:pStyle w:val="ListParagraph"/>
-        <w:numPr>
-          <w:ilvl w:val="0"/>
-          <w:numId w:val="1"/>
-        </w:numPr>
-        <w:spacing w:after="80" w:line="276"/>
-      </w:pPr>
-      <w:r>
-        <w:rPr>
-          <w:rFonts w:ascii="Calibri" w:cs="Calibri" w:eastAsia="Calibri" w:hAnsi="Calibri"/>
-          <w:b w:val="false"/>
-          <w:bCs w:val="false"/>
-          <w:i/>
-          <w:iCs/>
-          <w:color w:val="6B5947"/>
-          <w:sz w:val="22"/>
-          <w:szCs w:val="22"/>
-        </w:rPr>
-        <w:t xml:space="preserve">[Observation on single-limb balance and dynamic movement.]</w:t>
-      </w:r>
-    </w:p>
-    <w:p>
-      <w:pPr>
-        <w:pStyle w:val="ListParagraph"/>
-        <w:numPr>
-          <w:ilvl w:val="0"/>
-          <w:numId w:val="1"/>
-        </w:numPr>
-        <w:spacing w:after="80" w:line="276"/>
-      </w:pPr>
-      <w:r>
-        <w:rPr>
-          <w:rFonts w:ascii="Calibri" w:cs="Calibri" w:eastAsia="Calibri" w:hAnsi="Calibri"/>
-          <w:b w:val="false"/>
-          <w:bCs w:val="false"/>
-          <w:i/>
-          <w:iCs/>
-          <w:color w:val="6B5947"/>
-          <w:sz w:val="22"/>
-          <w:szCs w:val="22"/>
-        </w:rPr>
-        <w:t xml:space="preserve">[Observation on postural stability when reaching outside base of support.]</w:t>
-      </w:r>
-    </w:p>
-    <w:p>
-      <w:pPr>
-        <w:pStyle w:val="ListParagraph"/>
-        <w:numPr>
-          <w:ilvl w:val="0"/>
-          <w:numId w:val="1"/>
-        </w:numPr>
-        <w:spacing w:after="80" w:line="276"/>
-      </w:pPr>
-      <w:r>
-        <w:rPr>
-          <w:rFonts w:ascii="Calibri" w:cs="Calibri" w:eastAsia="Calibri" w:hAnsi="Calibri"/>
-          <w:b w:val="false"/>
-          <w:bCs w:val="false"/>
-          <w:i/>
-          <w:iCs/>
-          <w:color w:val="6B5947"/>
-          <w:sz w:val="22"/>
-          <w:szCs w:val="22"/>
-        </w:rPr>
-        <w:t xml:space="preserve">[Observation on balance over uneven/unstable surfaces.]</w:t>
+          <w:i w:val="false"/>
+          <w:iCs w:val="false"/>
+          <w:color w:val="3A2E22"/>
+          <w:sz w:val="22"/>
+          <w:szCs w:val="22"/>
+        </w:rPr>
+        <w:t xml:space="preserve">Ali's balance and postural control are reduced, in line with the vestibular and proprioceptive difficulties noted earlier.</w:t>
+      </w:r>
+    </w:p>
+    <w:p>
+      <w:pPr>
+        <w:pStyle w:val="ListParagraph"/>
+        <w:numPr>
+          <w:ilvl w:val="0"/>
+          <w:numId w:val="1"/>
+        </w:numPr>
+        <w:spacing w:after="80" w:line="276"/>
+      </w:pPr>
+      <w:r>
+        <w:rPr>
+          <w:rFonts w:ascii="Calibri" w:cs="Calibri" w:eastAsia="Calibri" w:hAnsi="Calibri"/>
+          <w:b w:val="false"/>
+          <w:bCs w:val="false"/>
+          <w:i w:val="false"/>
+          <w:iCs w:val="false"/>
+          <w:color w:val="3A2E22"/>
+          <w:sz w:val="22"/>
+          <w:szCs w:val="22"/>
+        </w:rPr>
+        <w:t xml:space="preserve">Weak balance when standing on one leg, moving quickly, or changing position.</w:t>
+      </w:r>
+    </w:p>
+    <w:p>
+      <w:pPr>
+        <w:pStyle w:val="ListParagraph"/>
+        <w:numPr>
+          <w:ilvl w:val="0"/>
+          <w:numId w:val="1"/>
+        </w:numPr>
+        <w:spacing w:after="80" w:line="276"/>
+      </w:pPr>
+      <w:r>
+        <w:rPr>
+          <w:rFonts w:ascii="Calibri" w:cs="Calibri" w:eastAsia="Calibri" w:hAnsi="Calibri"/>
+          <w:b w:val="false"/>
+          <w:bCs w:val="false"/>
+          <w:i w:val="false"/>
+          <w:iCs w:val="false"/>
+          <w:color w:val="3A2E22"/>
+          <w:sz w:val="22"/>
+          <w:szCs w:val="22"/>
+        </w:rPr>
+        <w:t xml:space="preserve">Becomes unsteady when reaching beyond his base of support.</w:t>
+      </w:r>
+    </w:p>
+    <w:p>
+      <w:pPr>
+        <w:pStyle w:val="ListParagraph"/>
+        <w:numPr>
+          <w:ilvl w:val="0"/>
+          <w:numId w:val="1"/>
+        </w:numPr>
+        <w:spacing w:after="80" w:line="276"/>
+      </w:pPr>
+      <w:r>
+        <w:rPr>
+          <w:rFonts w:ascii="Calibri" w:cs="Calibri" w:eastAsia="Calibri" w:hAnsi="Calibri"/>
+          <w:b w:val="false"/>
+          <w:bCs w:val="false"/>
+          <w:i w:val="false"/>
+          <w:iCs w:val="false"/>
+          <w:color w:val="3A2E22"/>
+          <w:sz w:val="22"/>
+          <w:szCs w:val="22"/>
+        </w:rPr>
+        <w:t xml:space="preserve">Uneven or unstable surfaces are especially difficult for him.</w:t>
+      </w:r>
+    </w:p>
+    <w:p>
+      <w:pPr>
+        <w:pStyle w:val="ListParagraph"/>
+        <w:numPr>
+          <w:ilvl w:val="0"/>
+          <w:numId w:val="1"/>
+        </w:numPr>
+        <w:spacing w:after="80" w:line="276"/>
+      </w:pPr>
+      <w:r>
+        <w:rPr>
+          <w:rFonts w:ascii="Calibri" w:cs="Calibri" w:eastAsia="Calibri" w:hAnsi="Calibri"/>
+          <w:b w:val="false"/>
+          <w:bCs w:val="false"/>
+          <w:i w:val="false"/>
+          <w:iCs w:val="false"/>
+          <w:color w:val="3A2E22"/>
+          <w:sz w:val="22"/>
+          <w:szCs w:val="22"/>
+        </w:rPr>
+        <w:t xml:space="preserve">Widens his stance to compensate while standing and walking.</w:t>
       </w:r>
     </w:p>
     <w:p>
@@ -9181,82 +9169,105 @@
           <w:rFonts w:ascii="Calibri" w:cs="Calibri" w:eastAsia="Calibri" w:hAnsi="Calibri"/>
           <w:b w:val="false"/>
           <w:bCs w:val="false"/>
-          <w:i/>
-          <w:iCs/>
-          <w:color w:val="6B5947"/>
-          <w:sz w:val="22"/>
-          <w:szCs w:val="22"/>
-        </w:rPr>
-        <w:t xml:space="preserve">[Summarise upper limb function during weight-bearing, reaching, and manipulative tasks.]</w:t>
-      </w:r>
-    </w:p>
-    <w:p>
-      <w:pPr>
-        <w:pStyle w:val="ListParagraph"/>
-        <w:numPr>
-          <w:ilvl w:val="0"/>
-          <w:numId w:val="1"/>
-        </w:numPr>
-        <w:spacing w:after="80" w:line="276"/>
-      </w:pPr>
-      <w:r>
-        <w:rPr>
-          <w:rFonts w:ascii="Calibri" w:cs="Calibri" w:eastAsia="Calibri" w:hAnsi="Calibri"/>
-          <w:b w:val="false"/>
-          <w:bCs w:val="false"/>
-          <w:i/>
-          <w:iCs/>
-          <w:color w:val="6B5947"/>
-          <w:sz w:val="22"/>
-          <w:szCs w:val="22"/>
-        </w:rPr>
-        <w:t xml:space="preserve">[Observation on strength during weight-bearing activities.]</w:t>
-      </w:r>
-    </w:p>
-    <w:p>
-      <w:pPr>
-        <w:pStyle w:val="ListParagraph"/>
-        <w:numPr>
-          <w:ilvl w:val="0"/>
-          <w:numId w:val="1"/>
-        </w:numPr>
-        <w:spacing w:after="80" w:line="276"/>
-      </w:pPr>
-      <w:r>
-        <w:rPr>
-          <w:rFonts w:ascii="Calibri" w:cs="Calibri" w:eastAsia="Calibri" w:hAnsi="Calibri"/>
-          <w:b w:val="false"/>
-          <w:bCs w:val="false"/>
-          <w:i/>
-          <w:iCs/>
-          <w:color w:val="6B5947"/>
-          <w:sz w:val="22"/>
-          <w:szCs w:val="22"/>
-        </w:rPr>
-        <w:t xml:space="preserve">[Observation on fatigue during reaching/overhead activities.]</w:t>
-      </w:r>
-    </w:p>
-    <w:p>
-      <w:pPr>
-        <w:pStyle w:val="ListParagraph"/>
-        <w:numPr>
-          <w:ilvl w:val="0"/>
-          <w:numId w:val="1"/>
-        </w:numPr>
-        <w:spacing w:after="80" w:line="276"/>
-      </w:pPr>
-      <w:r>
-        <w:rPr>
-          <w:rFonts w:ascii="Calibri" w:cs="Calibri" w:eastAsia="Calibri" w:hAnsi="Calibri"/>
-          <w:b w:val="false"/>
-          <w:bCs w:val="false"/>
-          <w:i/>
-          <w:iCs/>
-          <w:color w:val="6B5947"/>
-          <w:sz w:val="22"/>
-          <w:szCs w:val="22"/>
-        </w:rPr>
-        <w:t xml:space="preserve">[Observation on grip and carrying endurance.]</w:t>
+          <w:i w:val="false"/>
+          <w:iCs w:val="false"/>
+          <w:color w:val="3A2E22"/>
+          <w:sz w:val="22"/>
+          <w:szCs w:val="22"/>
+        </w:rPr>
+        <w:t xml:space="preserve">Reduced strength affects Ali's arms during weight-bearing, reaching, and hands-on tasks.</w:t>
+      </w:r>
+    </w:p>
+    <w:p>
+      <w:pPr>
+        <w:pStyle w:val="ListParagraph"/>
+        <w:numPr>
+          <w:ilvl w:val="0"/>
+          <w:numId w:val="1"/>
+        </w:numPr>
+        <w:spacing w:after="80" w:line="276"/>
+      </w:pPr>
+      <w:r>
+        <w:rPr>
+          <w:rFonts w:ascii="Calibri" w:cs="Calibri" w:eastAsia="Calibri" w:hAnsi="Calibri"/>
+          <w:b w:val="false"/>
+          <w:bCs w:val="false"/>
+          <w:i w:val="false"/>
+          <w:iCs w:val="false"/>
+          <w:color w:val="3A2E22"/>
+          <w:sz w:val="22"/>
+          <w:szCs w:val="22"/>
+        </w:rPr>
+        <w:t xml:space="preserve">Reduced strength during weight-bearing activities (crawling, wheelbarrow walks, push-based play).</w:t>
+      </w:r>
+    </w:p>
+    <w:p>
+      <w:pPr>
+        <w:pStyle w:val="ListParagraph"/>
+        <w:numPr>
+          <w:ilvl w:val="0"/>
+          <w:numId w:val="1"/>
+        </w:numPr>
+        <w:spacing w:after="80" w:line="276"/>
+      </w:pPr>
+      <w:r>
+        <w:rPr>
+          <w:rFonts w:ascii="Calibri" w:cs="Calibri" w:eastAsia="Calibri" w:hAnsi="Calibri"/>
+          <w:b w:val="false"/>
+          <w:bCs w:val="false"/>
+          <w:i w:val="false"/>
+          <w:iCs w:val="false"/>
+          <w:color w:val="3A2E22"/>
+          <w:sz w:val="22"/>
+          <w:szCs w:val="22"/>
+        </w:rPr>
+        <w:t xml:space="preserve">Tires during sustained reaching or overhead movements.</w:t>
+      </w:r>
+    </w:p>
+    <w:p>
+      <w:pPr>
+        <w:pStyle w:val="ListParagraph"/>
+        <w:numPr>
+          <w:ilvl w:val="0"/>
+          <w:numId w:val="1"/>
+        </w:numPr>
+        <w:spacing w:after="80" w:line="276"/>
+      </w:pPr>
+      <w:r>
+        <w:rPr>
+          <w:rFonts w:ascii="Calibri" w:cs="Calibri" w:eastAsia="Calibri" w:hAnsi="Calibri"/>
+          <w:b w:val="false"/>
+          <w:bCs w:val="false"/>
+          <w:i w:val="false"/>
+          <w:iCs w:val="false"/>
+          <w:color w:val="3A2E22"/>
+          <w:sz w:val="22"/>
+          <w:szCs w:val="22"/>
+        </w:rPr>
+        <w:t xml:space="preserve">Grip and carrying stamina are below what's expected for his age.</w:t>
+      </w:r>
+    </w:p>
+    <w:p>
+      <w:pPr>
+        <w:pStyle w:val="ListParagraph"/>
+        <w:numPr>
+          <w:ilvl w:val="0"/>
+          <w:numId w:val="1"/>
+        </w:numPr>
+        <w:spacing w:after="80" w:line="276"/>
+      </w:pPr>
+      <w:r>
+        <w:rPr>
+          <w:rFonts w:ascii="Calibri" w:cs="Calibri" w:eastAsia="Calibri" w:hAnsi="Calibri"/>
+          <w:b w:val="false"/>
+          <w:bCs w:val="false"/>
+          <w:i w:val="false"/>
+          <w:iCs w:val="false"/>
+          <w:color w:val="3A2E22"/>
+          <w:sz w:val="22"/>
+          <w:szCs w:val="22"/>
+        </w:rPr>
+        <w:t xml:space="preserve">Can use both arms together during play, but tires quickly.</w:t>
       </w:r>
     </w:p>
     <w:p>
@@ -9407,82 +9418,105 @@
           <w:rFonts w:ascii="Calibri" w:cs="Calibri" w:eastAsia="Calibri" w:hAnsi="Calibri"/>
           <w:b w:val="false"/>
           <w:bCs w:val="false"/>
-          <w:i/>
-          <w:iCs/>
-          <w:color w:val="6B5947"/>
-          <w:sz w:val="22"/>
-          <w:szCs w:val="22"/>
-        </w:rPr>
-        <w:t xml:space="preserve">[Summarise overall attention span and how participation is influenced by motivation.]</w:t>
-      </w:r>
-    </w:p>
-    <w:p>
-      <w:pPr>
-        <w:pStyle w:val="ListParagraph"/>
-        <w:numPr>
-          <w:ilvl w:val="0"/>
-          <w:numId w:val="1"/>
-        </w:numPr>
-        <w:spacing w:after="80" w:line="276"/>
-      </w:pPr>
-      <w:r>
-        <w:rPr>
-          <w:rFonts w:ascii="Calibri" w:cs="Calibri" w:eastAsia="Calibri" w:hAnsi="Calibri"/>
-          <w:b w:val="false"/>
-          <w:bCs w:val="false"/>
-          <w:i/>
-          <w:iCs/>
-          <w:color w:val="6B5947"/>
-          <w:sz w:val="22"/>
-          <w:szCs w:val="22"/>
-        </w:rPr>
-        <w:t xml:space="preserve">[Observation on sustained attention during non-preferred/structured tasks.]</w:t>
-      </w:r>
-    </w:p>
-    <w:p>
-      <w:pPr>
-        <w:pStyle w:val="ListParagraph"/>
-        <w:numPr>
-          <w:ilvl w:val="0"/>
-          <w:numId w:val="1"/>
-        </w:numPr>
-        <w:spacing w:after="80" w:line="276"/>
-      </w:pPr>
-      <w:r>
-        <w:rPr>
-          <w:rFonts w:ascii="Calibri" w:cs="Calibri" w:eastAsia="Calibri" w:hAnsi="Calibri"/>
-          <w:b w:val="false"/>
-          <w:bCs w:val="false"/>
-          <w:i/>
-          <w:iCs/>
-          <w:color w:val="6B5947"/>
-          <w:sz w:val="22"/>
-          <w:szCs w:val="22"/>
-        </w:rPr>
-        <w:t xml:space="preserve">[Observation on attention/participation during motivating activities.]</w:t>
-      </w:r>
-    </w:p>
-    <w:p>
-      <w:pPr>
-        <w:pStyle w:val="ListParagraph"/>
-        <w:numPr>
-          <w:ilvl w:val="0"/>
-          <w:numId w:val="1"/>
-        </w:numPr>
-        <w:spacing w:after="80" w:line="276"/>
-      </w:pPr>
-      <w:r>
-        <w:rPr>
-          <w:rFonts w:ascii="Calibri" w:cs="Calibri" w:eastAsia="Calibri" w:hAnsi="Calibri"/>
-          <w:b w:val="false"/>
-          <w:bCs w:val="false"/>
-          <w:i/>
-          <w:iCs/>
-          <w:color w:val="6B5947"/>
-          <w:sz w:val="22"/>
-          <w:szCs w:val="22"/>
-        </w:rPr>
-        <w:t xml:space="preserve">[Strategies that help sustain engagement.]</w:t>
+          <w:i w:val="false"/>
+          <w:iCs w:val="false"/>
+          <w:color w:val="3A2E22"/>
+          <w:sz w:val="22"/>
+          <w:szCs w:val="22"/>
+        </w:rPr>
+        <w:t xml:space="preserve">Ali's overall attention span is short, but his participation depends heavily on how motivating the activity is.</w:t>
+      </w:r>
+    </w:p>
+    <w:p>
+      <w:pPr>
+        <w:pStyle w:val="ListParagraph"/>
+        <w:numPr>
+          <w:ilvl w:val="0"/>
+          <w:numId w:val="1"/>
+        </w:numPr>
+        <w:spacing w:after="80" w:line="276"/>
+      </w:pPr>
+      <w:r>
+        <w:rPr>
+          <w:rFonts w:ascii="Calibri" w:cs="Calibri" w:eastAsia="Calibri" w:hAnsi="Calibri"/>
+          <w:b w:val="false"/>
+          <w:bCs w:val="false"/>
+          <w:i w:val="false"/>
+          <w:iCs w:val="false"/>
+          <w:color w:val="3A2E22"/>
+          <w:sz w:val="22"/>
+          <w:szCs w:val="22"/>
+        </w:rPr>
+        <w:t xml:space="preserve">Struggles to sustain attention on non-preferred or structured tasks and often needs redirection.</w:t>
+      </w:r>
+    </w:p>
+    <w:p>
+      <w:pPr>
+        <w:pStyle w:val="ListParagraph"/>
+        <w:numPr>
+          <w:ilvl w:val="0"/>
+          <w:numId w:val="1"/>
+        </w:numPr>
+        <w:spacing w:after="80" w:line="276"/>
+      </w:pPr>
+      <w:r>
+        <w:rPr>
+          <w:rFonts w:ascii="Calibri" w:cs="Calibri" w:eastAsia="Calibri" w:hAnsi="Calibri"/>
+          <w:b w:val="false"/>
+          <w:bCs w:val="false"/>
+          <w:i w:val="false"/>
+          <w:iCs w:val="false"/>
+          <w:color w:val="3A2E22"/>
+          <w:sz w:val="22"/>
+          <w:szCs w:val="22"/>
+        </w:rPr>
+        <w:t xml:space="preserve">Attention and participation increase markedly with motivating or sensory-rich activities.</w:t>
+      </w:r>
+    </w:p>
+    <w:p>
+      <w:pPr>
+        <w:pStyle w:val="ListParagraph"/>
+        <w:numPr>
+          <w:ilvl w:val="0"/>
+          <w:numId w:val="1"/>
+        </w:numPr>
+        <w:spacing w:after="80" w:line="276"/>
+      </w:pPr>
+      <w:r>
+        <w:rPr>
+          <w:rFonts w:ascii="Calibri" w:cs="Calibri" w:eastAsia="Calibri" w:hAnsi="Calibri"/>
+          <w:b w:val="false"/>
+          <w:bCs w:val="false"/>
+          <w:i w:val="false"/>
+          <w:iCs w:val="false"/>
+          <w:color w:val="3A2E22"/>
+          <w:sz w:val="22"/>
+          <w:szCs w:val="22"/>
+        </w:rPr>
+        <w:t xml:space="preserve">Follows 1–2 step instructions across both gross and fine motor tasks.</w:t>
+      </w:r>
+    </w:p>
+    <w:p>
+      <w:pPr>
+        <w:pStyle w:val="ListParagraph"/>
+        <w:numPr>
+          <w:ilvl w:val="0"/>
+          <w:numId w:val="1"/>
+        </w:numPr>
+        <w:spacing w:after="80" w:line="276"/>
+      </w:pPr>
+      <w:r>
+        <w:rPr>
+          <w:rFonts w:ascii="Calibri" w:cs="Calibri" w:eastAsia="Calibri" w:hAnsi="Calibri"/>
+          <w:b w:val="false"/>
+          <w:bCs w:val="false"/>
+          <w:i w:val="false"/>
+          <w:iCs w:val="false"/>
+          <w:color w:val="3A2E22"/>
+          <w:sz w:val="22"/>
+          <w:szCs w:val="22"/>
+        </w:rPr>
+        <w:t xml:space="preserve">Benefits from short tasks, movement breaks, and rewards he cares about.</w:t>
       </w:r>
     </w:p>
     <w:tbl>
@@ -9550,7 +9584,7 @@
                 <w:sz w:val="21"/>
                 <w:szCs w:val="21"/>
               </w:rPr>
-              <w:t xml:space="preserve">[Note how motivation influences engagement, cooperation, and instruction-following.]</w:t>
+              <w:t xml:space="preserve">Motivation makes a real difference for Ali. When an activity interests him, his engagement, cooperation, and ability to follow instructions all improve.</w:t>
             </w:r>
           </w:p>
         </w:tc>
@@ -10693,6 +10727,23 @@
     </w:p>
     <w:p>
       <w:pPr>
+        <w:spacing w:after="80" w:before="160"/>
+      </w:pPr>
+      <w:r>
+        <w:rPr>
+          <w:rFonts w:ascii="Calibri" w:cs="Calibri" w:eastAsia="Calibri" w:hAnsi="Calibri"/>
+          <w:b/>
+          <w:bCs/>
+          <w:color w:val="9C7748"/>
+          <w:spacing w:val="8"/>
+          <w:sz w:val="19"/>
+          <w:szCs w:val="19"/>
+        </w:rPr>
+        <w:t xml:space="preserve">CLINICAL IMPRESSION</w:t>
+      </w:r>
+    </w:p>
+    <w:p>
+      <w:pPr>
         <w:spacing w:after="160" w:line="276"/>
         <w:jc w:val="left"/>
       </w:pPr>
@@ -10701,59 +10752,13 @@
           <w:rFonts w:ascii="Calibri" w:cs="Calibri" w:eastAsia="Calibri" w:hAnsi="Calibri"/>
           <w:b w:val="false"/>
           <w:bCs w:val="false"/>
-          <w:i/>
-          <w:iCs/>
-          <w:color w:val="6B5947"/>
-          <w:sz w:val="22"/>
-          <w:szCs w:val="22"/>
-        </w:rPr>
-        <w:t xml:space="preserve">Synthesise overall functional performance across sensory, motor, cognitive, self-care, play, and school-based domains.</w:t>
-      </w:r>
-    </w:p>
-    <w:p>
-      <w:pPr>
-        <w:pStyle w:val="ListParagraph"/>
-        <w:numPr>
-          <w:ilvl w:val="0"/>
-          <w:numId w:val="1"/>
-        </w:numPr>
-        <w:spacing w:after="80" w:line="276"/>
-      </w:pPr>
-      <w:r>
-        <w:rPr>
-          <w:rFonts w:ascii="Calibri" w:cs="Calibri" w:eastAsia="Calibri" w:hAnsi="Calibri"/>
-          <w:b w:val="false"/>
-          <w:bCs w:val="false"/>
-          <w:i/>
-          <w:iCs/>
-          <w:color w:val="6B5947"/>
-          <w:sz w:val="22"/>
-          <w:szCs w:val="22"/>
-        </w:rPr>
-        <w:t xml:space="preserve">Summary of key functional strengths.</w:t>
-      </w:r>
-    </w:p>
-    <w:p>
-      <w:pPr>
-        <w:pStyle w:val="ListParagraph"/>
-        <w:numPr>
-          <w:ilvl w:val="0"/>
-          <w:numId w:val="1"/>
-        </w:numPr>
-        <w:spacing w:after="80" w:line="276"/>
-      </w:pPr>
-      <w:r>
-        <w:rPr>
-          <w:rFonts w:ascii="Calibri" w:cs="Calibri" w:eastAsia="Calibri" w:hAnsi="Calibri"/>
-          <w:b w:val="false"/>
-          <w:bCs w:val="false"/>
-          <w:i/>
-          <w:iCs/>
-          <w:color w:val="6B5947"/>
-          <w:sz w:val="22"/>
-          <w:szCs w:val="22"/>
-        </w:rPr>
-        <w:t xml:space="preserve">Summary of key functional limitations and their impact on daily participation.</w:t>
+          <w:i w:val="false"/>
+          <w:iCs w:val="false"/>
+          <w:color w:val="3A2E22"/>
+          <w:sz w:val="22"/>
+          <w:szCs w:val="22"/>
+        </w:rPr>
+        <w:t xml:space="preserve">Ali is a 3-year-2-month-old boy whose developmental profile is shaped mainly by sensory processing difficulties — across proprioceptive, vestibular, visual, tactile, and auditory input — along with reduced upper limb strength, weak balance, and a short attention span.</w:t>
       </w:r>
     </w:p>
     <w:p>
@@ -10766,13 +10771,248 @@
           <w:rFonts w:ascii="Calibri" w:cs="Calibri" w:eastAsia="Calibri" w:hAnsi="Calibri"/>
           <w:b w:val="false"/>
           <w:bCs w:val="false"/>
-          <w:i/>
-          <w:iCs/>
-          <w:color w:val="6B5947"/>
-          <w:sz w:val="22"/>
-          <w:szCs w:val="22"/>
-        </w:rPr>
-        <w:t xml:space="preserve">State the overall functional impact and priority areas for intervention.</w:t>
+          <w:i w:val="false"/>
+          <w:iCs w:val="false"/>
+          <w:color w:val="3A2E22"/>
+          <w:sz w:val="22"/>
+          <w:szCs w:val="22"/>
+        </w:rPr>
+        <w:t xml:space="preserve">Together, these make it harder for him to stay engaged in structured tasks, refine his motor skills, and maintain social behaviours like eye contact. At the same time, Ali is active and motivated, and he can follow 1–2 step instructions and participate well when a task engages him — real strengths to build on.</w:t>
+      </w:r>
+    </w:p>
+    <w:p>
+      <w:pPr>
+        <w:spacing w:after="160" w:line="276"/>
+        <w:jc w:val="left"/>
+      </w:pPr>
+      <w:r>
+        <w:rPr>
+          <w:rFonts w:ascii="Calibri" w:cs="Calibri" w:eastAsia="Calibri" w:hAnsi="Calibri"/>
+          <w:b w:val="false"/>
+          <w:bCs w:val="false"/>
+          <w:i w:val="false"/>
+          <w:iCs w:val="false"/>
+          <w:color w:val="3A2E22"/>
+          <w:sz w:val="22"/>
+          <w:szCs w:val="22"/>
+        </w:rPr>
+        <w:t xml:space="preserve">This mix of challenges and strengths points to a good outlook with a structured, sensory-informed, motivation-driven therapy program.</w:t>
+      </w:r>
+    </w:p>
+    <w:p>
+      <w:pPr>
+        <w:spacing w:after="80" w:before="160"/>
+      </w:pPr>
+      <w:r>
+        <w:rPr>
+          <w:rFonts w:ascii="Calibri" w:cs="Calibri" w:eastAsia="Calibri" w:hAnsi="Calibri"/>
+          <w:b/>
+          <w:bCs/>
+          <w:color w:val="9C7748"/>
+          <w:spacing w:val="8"/>
+          <w:sz w:val="19"/>
+          <w:szCs w:val="19"/>
+        </w:rPr>
+        <w:t xml:space="preserve">KEY FINDINGS</w:t>
+      </w:r>
+    </w:p>
+    <w:p>
+      <w:pPr>
+        <w:spacing w:after="160" w:line="276"/>
+        <w:jc w:val="left"/>
+      </w:pPr>
+      <w:r>
+        <w:rPr>
+          <w:rFonts w:ascii="Calibri" w:cs="Calibri" w:eastAsia="Calibri" w:hAnsi="Calibri"/>
+          <w:b w:val="false"/>
+          <w:bCs w:val="false"/>
+          <w:i w:val="false"/>
+          <w:iCs w:val="false"/>
+          <w:color w:val="3A2E22"/>
+          <w:sz w:val="22"/>
+          <w:szCs w:val="22"/>
+        </w:rPr>
+        <w:t xml:space="preserve">In summary, this assessment identified the following:</w:t>
+      </w:r>
+    </w:p>
+    <w:p>
+      <w:pPr>
+        <w:pStyle w:val="ListParagraph"/>
+        <w:numPr>
+          <w:ilvl w:val="0"/>
+          <w:numId w:val="1"/>
+        </w:numPr>
+        <w:spacing w:after="80" w:line="276"/>
+      </w:pPr>
+      <w:r>
+        <w:rPr>
+          <w:rFonts w:ascii="Calibri" w:cs="Calibri" w:eastAsia="Calibri" w:hAnsi="Calibri"/>
+          <w:b w:val="false"/>
+          <w:bCs w:val="false"/>
+          <w:i w:val="false"/>
+          <w:iCs w:val="false"/>
+          <w:color w:val="3A2E22"/>
+          <w:sz w:val="22"/>
+          <w:szCs w:val="22"/>
+        </w:rPr>
+        <w:t xml:space="preserve">Weak, inconsistent eye contact.</w:t>
+      </w:r>
+    </w:p>
+    <w:p>
+      <w:pPr>
+        <w:pStyle w:val="ListParagraph"/>
+        <w:numPr>
+          <w:ilvl w:val="0"/>
+          <w:numId w:val="1"/>
+        </w:numPr>
+        <w:spacing w:after="80" w:line="276"/>
+      </w:pPr>
+      <w:r>
+        <w:rPr>
+          <w:rFonts w:ascii="Calibri" w:cs="Calibri" w:eastAsia="Calibri" w:hAnsi="Calibri"/>
+          <w:b w:val="false"/>
+          <w:bCs w:val="false"/>
+          <w:i w:val="false"/>
+          <w:iCs w:val="false"/>
+          <w:color w:val="3A2E22"/>
+          <w:sz w:val="22"/>
+          <w:szCs w:val="22"/>
+        </w:rPr>
+        <w:t xml:space="preserve">Sensory processing difficulties across the proprioceptive, vestibular, visual, tactile, and auditory systems.</w:t>
+      </w:r>
+    </w:p>
+    <w:p>
+      <w:pPr>
+        <w:pStyle w:val="ListParagraph"/>
+        <w:numPr>
+          <w:ilvl w:val="0"/>
+          <w:numId w:val="1"/>
+        </w:numPr>
+        <w:spacing w:after="80" w:line="276"/>
+      </w:pPr>
+      <w:r>
+        <w:rPr>
+          <w:rFonts w:ascii="Calibri" w:cs="Calibri" w:eastAsia="Calibri" w:hAnsi="Calibri"/>
+          <w:b w:val="false"/>
+          <w:bCs w:val="false"/>
+          <w:i w:val="false"/>
+          <w:iCs w:val="false"/>
+          <w:color w:val="3A2E22"/>
+          <w:sz w:val="22"/>
+          <w:szCs w:val="22"/>
+        </w:rPr>
+        <w:t xml:space="preserve">Reduced upper limb strength affecting weight-bearing and hands-on tasks.</w:t>
+      </w:r>
+    </w:p>
+    <w:p>
+      <w:pPr>
+        <w:pStyle w:val="ListParagraph"/>
+        <w:numPr>
+          <w:ilvl w:val="0"/>
+          <w:numId w:val="1"/>
+        </w:numPr>
+        <w:spacing w:after="80" w:line="276"/>
+      </w:pPr>
+      <w:r>
+        <w:rPr>
+          <w:rFonts w:ascii="Calibri" w:cs="Calibri" w:eastAsia="Calibri" w:hAnsi="Calibri"/>
+          <w:b w:val="false"/>
+          <w:bCs w:val="false"/>
+          <w:i w:val="false"/>
+          <w:iCs w:val="false"/>
+          <w:color w:val="3A2E22"/>
+          <w:sz w:val="22"/>
+          <w:szCs w:val="22"/>
+        </w:rPr>
+        <w:t xml:space="preserve">Weak balance and postural control.</w:t>
+      </w:r>
+    </w:p>
+    <w:p>
+      <w:pPr>
+        <w:pStyle w:val="ListParagraph"/>
+        <w:numPr>
+          <w:ilvl w:val="0"/>
+          <w:numId w:val="1"/>
+        </w:numPr>
+        <w:spacing w:after="80" w:line="276"/>
+      </w:pPr>
+      <w:r>
+        <w:rPr>
+          <w:rFonts w:ascii="Calibri" w:cs="Calibri" w:eastAsia="Calibri" w:hAnsi="Calibri"/>
+          <w:b w:val="false"/>
+          <w:bCs w:val="false"/>
+          <w:i w:val="false"/>
+          <w:iCs w:val="false"/>
+          <w:color w:val="3A2E22"/>
+          <w:sz w:val="22"/>
+          <w:szCs w:val="22"/>
+        </w:rPr>
+        <w:t xml:space="preserve">A short attention span, especially for non-preferred tasks.</w:t>
+      </w:r>
+    </w:p>
+    <w:p>
+      <w:pPr>
+        <w:pStyle w:val="ListParagraph"/>
+        <w:numPr>
+          <w:ilvl w:val="0"/>
+          <w:numId w:val="1"/>
+        </w:numPr>
+        <w:spacing w:after="80" w:line="276"/>
+      </w:pPr>
+      <w:r>
+        <w:rPr>
+          <w:rFonts w:ascii="Calibri" w:cs="Calibri" w:eastAsia="Calibri" w:hAnsi="Calibri"/>
+          <w:b w:val="false"/>
+          <w:bCs w:val="false"/>
+          <w:i w:val="false"/>
+          <w:iCs w:val="false"/>
+          <w:color w:val="3A2E22"/>
+          <w:sz w:val="22"/>
+          <w:szCs w:val="22"/>
+        </w:rPr>
+        <w:t xml:space="preserve">Ability to follow 1–2 step gross and fine motor instructions.</w:t>
+      </w:r>
+    </w:p>
+    <w:p>
+      <w:pPr>
+        <w:pStyle w:val="ListParagraph"/>
+        <w:numPr>
+          <w:ilvl w:val="0"/>
+          <w:numId w:val="1"/>
+        </w:numPr>
+        <w:spacing w:after="80" w:line="276"/>
+      </w:pPr>
+      <w:r>
+        <w:rPr>
+          <w:rFonts w:ascii="Calibri" w:cs="Calibri" w:eastAsia="Calibri" w:hAnsi="Calibri"/>
+          <w:b w:val="false"/>
+          <w:bCs w:val="false"/>
+          <w:i w:val="false"/>
+          <w:iCs w:val="false"/>
+          <w:color w:val="3A2E22"/>
+          <w:sz w:val="22"/>
+          <w:szCs w:val="22"/>
+        </w:rPr>
+        <w:t xml:space="preserve">Good participation when activities are motivating.</w:t>
+      </w:r>
+    </w:p>
+    <w:p>
+      <w:pPr>
+        <w:spacing w:after="160" w:line="276"/>
+        <w:jc w:val="left"/>
+      </w:pPr>
+      <w:r>
+        <w:rPr>
+          <w:rFonts w:ascii="Calibri" w:cs="Calibri" w:eastAsia="Calibri" w:hAnsi="Calibri"/>
+          <w:b w:val="false"/>
+          <w:bCs w:val="false"/>
+          <w:i w:val="false"/>
+          <w:iCs w:val="false"/>
+          <w:color w:val="3A2E22"/>
+          <w:sz w:val="22"/>
+          <w:szCs w:val="22"/>
+        </w:rPr>
+        <w:t xml:space="preserve">Overall, Ali is a child with clear areas of need and genuine strengths in motivation and instruction-following — a solid foundation for consistent therapy support.</w:t>
       </w:r>
     </w:p>
     <w:p>
@@ -14206,13 +14446,13 @@
                 <w:rFonts w:ascii="Calibri" w:cs="Calibri" w:eastAsia="Calibri" w:hAnsi="Calibri"/>
                 <w:b w:val="false"/>
                 <w:bCs w:val="false"/>
-                <w:i/>
-                <w:iCs/>
-                <w:color w:val="6B5947"/>
+                <w:i w:val="false"/>
+                <w:iCs w:val="false"/>
+                <w:color w:val="3A2E22"/>
                 <w:sz w:val="21"/>
                 <w:szCs w:val="21"/>
               </w:rPr>
-              <w:t xml:space="preserve">Within [ ] months, [Child] will [ ], in [ ] out of [ ] sessions.</w:t>
+              <w:t xml:space="preserve">Within 3 months, Ali will tolerate proprioceptive and vestibular activities (swinging, deep pressure, joint compression) for 5 minutes with less distress, in 4 out of 5 sessions.</w:t>
             </w:r>
           </w:p>
         </w:tc>
@@ -14253,7 +14493,7 @@
                 <w:sz w:val="21"/>
                 <w:szCs w:val="21"/>
               </w:rPr>
-              <w:t xml:space="preserve">Fine Motor</w:t>
+              <w:t xml:space="preserve">Tactile Tolerance</w:t>
             </w:r>
           </w:p>
         </w:tc>
@@ -14283,13 +14523,13 @@
                 <w:rFonts w:ascii="Calibri" w:cs="Calibri" w:eastAsia="Calibri" w:hAnsi="Calibri"/>
                 <w:b w:val="false"/>
                 <w:bCs w:val="false"/>
-                <w:i/>
-                <w:iCs/>
-                <w:color w:val="6B5947"/>
+                <w:i w:val="false"/>
+                <w:iCs w:val="false"/>
+                <w:color w:val="3A2E22"/>
                 <w:sz w:val="21"/>
                 <w:szCs w:val="21"/>
               </w:rPr>
-              <w:t xml:space="preserve">Within [ ] months, [Child] will [ ], with [ ] assistance.</w:t>
+              <w:t xml:space="preserve">Within 4 months, Ali will engage with varied textures (sand, playdough, textured toys) for at least 5 minutes without avoiding them, in 4 out of 5 tries.</w:t>
             </w:r>
           </w:p>
         </w:tc>
@@ -14329,7 +14569,7 @@
                 <w:sz w:val="21"/>
                 <w:szCs w:val="21"/>
               </w:rPr>
-              <w:t xml:space="preserve">Gross Motor</w:t>
+              <w:t xml:space="preserve">Visual &amp; Auditory Attention</w:t>
             </w:r>
           </w:p>
         </w:tc>
@@ -14358,13 +14598,13 @@
                 <w:rFonts w:ascii="Calibri" w:cs="Calibri" w:eastAsia="Calibri" w:hAnsi="Calibri"/>
                 <w:b w:val="false"/>
                 <w:bCs w:val="false"/>
-                <w:i/>
-                <w:iCs/>
-                <w:color w:val="6B5947"/>
+                <w:i w:val="false"/>
+                <w:iCs w:val="false"/>
+                <w:color w:val="3A2E22"/>
                 <w:sz w:val="21"/>
                 <w:szCs w:val="21"/>
               </w:rPr>
-              <w:t xml:space="preserve">Within [ ] months, [Child] will [ ], in [ ] out of [ ] opportunities.</w:t>
+              <w:t xml:space="preserve">Within 4 months, Ali will stay focused on a visual or listening task (matching, locating a sound) for 3–5 minutes with no more than one reminder.</w:t>
             </w:r>
           </w:p>
         </w:tc>
@@ -14405,7 +14645,7 @@
                 <w:sz w:val="21"/>
                 <w:szCs w:val="21"/>
               </w:rPr>
-              <w:t xml:space="preserve">Balance</w:t>
+              <w:t xml:space="preserve">Upper Limb Strength</w:t>
             </w:r>
           </w:p>
         </w:tc>
@@ -14435,13 +14675,13 @@
                 <w:rFonts w:ascii="Calibri" w:cs="Calibri" w:eastAsia="Calibri" w:hAnsi="Calibri"/>
                 <w:b w:val="false"/>
                 <w:bCs w:val="false"/>
-                <w:i/>
-                <w:iCs/>
-                <w:color w:val="6B5947"/>
+                <w:i w:val="false"/>
+                <w:iCs w:val="false"/>
+                <w:color w:val="3A2E22"/>
                 <w:sz w:val="21"/>
                 <w:szCs w:val="21"/>
               </w:rPr>
-              <w:t xml:space="preserve">Within [ ] months, [Child] will [ ], in [ ] out of [ ] tries.</w:t>
+              <w:t xml:space="preserve">Within 4 months, Ali will hold a weight-bearing position (wheelbarrow walk, animal walk) for 20–30 seconds with minimal support.</w:t>
             </w:r>
           </w:p>
         </w:tc>
@@ -14481,7 +14721,7 @@
                 <w:sz w:val="21"/>
                 <w:szCs w:val="21"/>
               </w:rPr>
-              <w:t xml:space="preserve">Upper Limb Strength</w:t>
+              <w:t xml:space="preserve">Balance</w:t>
             </w:r>
           </w:p>
         </w:tc>
@@ -14510,13 +14750,13 @@
                 <w:rFonts w:ascii="Calibri" w:cs="Calibri" w:eastAsia="Calibri" w:hAnsi="Calibri"/>
                 <w:b w:val="false"/>
                 <w:bCs w:val="false"/>
-                <w:i/>
-                <w:iCs/>
-                <w:color w:val="6B5947"/>
+                <w:i w:val="false"/>
+                <w:iCs w:val="false"/>
+                <w:color w:val="3A2E22"/>
                 <w:sz w:val="21"/>
                 <w:szCs w:val="21"/>
               </w:rPr>
-              <w:t xml:space="preserve">Within [ ] months, [Child] will [ ] for [ ] seconds with minimal support.</w:t>
+              <w:t xml:space="preserve">Within 6 months, Ali will balance on one leg for 3–5 seconds with supervision, in 4 out of 5 tries.</w:t>
             </w:r>
           </w:p>
         </w:tc>
@@ -14557,7 +14797,7 @@
                 <w:sz w:val="21"/>
                 <w:szCs w:val="21"/>
               </w:rPr>
-              <w:t xml:space="preserve">Attention / Task Engagement</w:t>
+              <w:t xml:space="preserve">Fine Motor</w:t>
             </w:r>
           </w:p>
         </w:tc>
@@ -14587,13 +14827,13 @@
                 <w:rFonts w:ascii="Calibri" w:cs="Calibri" w:eastAsia="Calibri" w:hAnsi="Calibri"/>
                 <w:b w:val="false"/>
                 <w:bCs w:val="false"/>
-                <w:i/>
-                <w:iCs/>
-                <w:color w:val="6B5947"/>
+                <w:i w:val="false"/>
+                <w:iCs w:val="false"/>
+                <w:color w:val="3A2E22"/>
                 <w:sz w:val="21"/>
                 <w:szCs w:val="21"/>
               </w:rPr>
-              <w:t xml:space="preserve">Within [ ] months, [Child] will [ ] for [ ] consecutive minutes with minimal redirection.</w:t>
+              <w:t xml:space="preserve">Within 6 months, Ali will pick up and release small objects (pegs, blocks, beads) with a refined grasp, in 4 out of 5 tries.</w:t>
             </w:r>
           </w:p>
         </w:tc>
@@ -14633,7 +14873,7 @@
                 <w:sz w:val="21"/>
                 <w:szCs w:val="21"/>
               </w:rPr>
-              <w:t xml:space="preserve">Visual-Motor Integration</w:t>
+              <w:t xml:space="preserve">Instruction Following</w:t>
             </w:r>
           </w:p>
         </w:tc>
@@ -14662,13 +14902,13 @@
                 <w:rFonts w:ascii="Calibri" w:cs="Calibri" w:eastAsia="Calibri" w:hAnsi="Calibri"/>
                 <w:b w:val="false"/>
                 <w:bCs w:val="false"/>
-                <w:i/>
-                <w:iCs/>
-                <w:color w:val="6B5947"/>
+                <w:i w:val="false"/>
+                <w:iCs w:val="false"/>
+                <w:color w:val="3A2E22"/>
                 <w:sz w:val="21"/>
                 <w:szCs w:val="21"/>
               </w:rPr>
-              <w:t xml:space="preserve">Within [ ] months, [Child] will [ ], in [ ] out of [ ] tries.</w:t>
+              <w:t xml:space="preserve">Within 6 months, Ali will follow 2-step motor instructions with a visual or gestural cue, correctly 80% of the time across 3 sessions.</w:t>
             </w:r>
           </w:p>
         </w:tc>
@@ -14709,7 +14949,7 @@
                 <w:sz w:val="21"/>
                 <w:szCs w:val="21"/>
               </w:rPr>
-              <w:t xml:space="preserve">ADL Independence</w:t>
+              <w:t xml:space="preserve">Attention</w:t>
             </w:r>
           </w:p>
         </w:tc>
@@ -14739,13 +14979,13 @@
                 <w:rFonts w:ascii="Calibri" w:cs="Calibri" w:eastAsia="Calibri" w:hAnsi="Calibri"/>
                 <w:b w:val="false"/>
                 <w:bCs w:val="false"/>
-                <w:i/>
-                <w:iCs/>
-                <w:color w:val="6B5947"/>
+                <w:i w:val="false"/>
+                <w:iCs w:val="false"/>
+                <w:color w:val="3A2E22"/>
                 <w:sz w:val="21"/>
                 <w:szCs w:val="21"/>
               </w:rPr>
-              <w:t xml:space="preserve">Within [ ] months, [Child] will [ ] with [ ] assistance.</w:t>
+              <w:t xml:space="preserve">Within 6 months, Ali will stay focused on a preferred task for 5 minutes with no more than one reminder.</w:t>
             </w:r>
           </w:p>
         </w:tc>
@@ -16112,13 +16352,13 @@
                 <w:rFonts w:ascii="Calibri" w:cs="Calibri" w:eastAsia="Calibri" w:hAnsi="Calibri"/>
                 <w:b w:val="false"/>
                 <w:bCs w:val="false"/>
-                <w:i/>
-                <w:iCs/>
-                <w:color w:val="6B5947"/>
+                <w:i w:val="false"/>
+                <w:iCs w:val="false"/>
+                <w:color w:val="3A2E22"/>
                 <w:sz w:val="21"/>
                 <w:szCs w:val="21"/>
               </w:rPr>
-              <w:t xml:space="preserve">Within [ ] months, [Child] will [ ] with minimal adult support.</w:t>
+              <w:t xml:space="preserve">Within 12 months, Ali will manage sensory input (proprioceptive, vestibular, tactile, visual, auditory) well enough to join group or nursery activities with minimal adult support.</w:t>
             </w:r>
           </w:p>
         </w:tc>
@@ -16159,7 +16399,7 @@
                 <w:sz w:val="21"/>
                 <w:szCs w:val="21"/>
               </w:rPr>
-              <w:t xml:space="preserve">Motor Coordination</w:t>
+              <w:t xml:space="preserve">Gross Motor &amp; Balance</w:t>
             </w:r>
           </w:p>
         </w:tc>
@@ -16189,13 +16429,13 @@
                 <w:rFonts w:ascii="Calibri" w:cs="Calibri" w:eastAsia="Calibri" w:hAnsi="Calibri"/>
                 <w:b w:val="false"/>
                 <w:bCs w:val="false"/>
-                <w:i/>
-                <w:iCs/>
-                <w:color w:val="6B5947"/>
+                <w:i w:val="false"/>
+                <w:iCs w:val="false"/>
+                <w:color w:val="3A2E22"/>
                 <w:sz w:val="21"/>
                 <w:szCs w:val="21"/>
               </w:rPr>
-              <w:t xml:space="preserve">Within [ ] months, [Child] will [ ] with reduced adult assistance.</w:t>
+              <w:t xml:space="preserve">Within 12 months, Ali will move safely on playground equipment (stairs, ramps, uneven surfaces) with only standby supervision.</w:t>
             </w:r>
           </w:p>
         </w:tc>
@@ -16235,7 +16475,7 @@
                 <w:sz w:val="21"/>
                 <w:szCs w:val="21"/>
               </w:rPr>
-              <w:t xml:space="preserve">Graphomotor Skills</w:t>
+              <w:t xml:space="preserve">Upper Limb &amp; Fine Motor</w:t>
             </w:r>
           </w:p>
         </w:tc>
@@ -16264,13 +16504,13 @@
                 <w:rFonts w:ascii="Calibri" w:cs="Calibri" w:eastAsia="Calibri" w:hAnsi="Calibri"/>
                 <w:b w:val="false"/>
                 <w:bCs w:val="false"/>
-                <w:i/>
-                <w:iCs/>
-                <w:color w:val="6B5947"/>
+                <w:i w:val="false"/>
+                <w:iCs w:val="false"/>
+                <w:color w:val="3A2E22"/>
                 <w:sz w:val="21"/>
                 <w:szCs w:val="21"/>
               </w:rPr>
-              <w:t xml:space="preserve">Within [ ] months, [Child] will [ ] with reduced hand-over-hand assistance.</w:t>
+              <w:t xml:space="preserve">Within 12 months, Ali will have enough arm strength and fine motor control for age-appropriate self-care and pre-writing tasks, with minimal assistance.</w:t>
             </w:r>
           </w:p>
         </w:tc>
@@ -16311,7 +16551,7 @@
                 <w:sz w:val="21"/>
                 <w:szCs w:val="21"/>
               </w:rPr>
-              <w:t xml:space="preserve">Balance &amp; Postural Control</w:t>
+              <w:t xml:space="preserve">Attention &amp; Participation</w:t>
             </w:r>
           </w:p>
         </w:tc>
@@ -16341,13 +16581,13 @@
                 <w:rFonts w:ascii="Calibri" w:cs="Calibri" w:eastAsia="Calibri" w:hAnsi="Calibri"/>
                 <w:b w:val="false"/>
                 <w:bCs w:val="false"/>
-                <w:i/>
-                <w:iCs/>
-                <w:color w:val="6B5947"/>
+                <w:i w:val="false"/>
+                <w:iCs w:val="false"/>
+                <w:color w:val="3A2E22"/>
                 <w:sz w:val="21"/>
                 <w:szCs w:val="21"/>
               </w:rPr>
-              <w:t xml:space="preserve">Within [ ] months, [Child] will [ ] with only standby supervision.</w:t>
+              <w:t xml:space="preserve">Within 12 months, Ali will stay engaged in both preferred and non-preferred tasks for 10 minutes in structured settings.</w:t>
             </w:r>
           </w:p>
         </w:tc>
@@ -16387,7 +16627,7 @@
                 <w:sz w:val="21"/>
                 <w:szCs w:val="21"/>
               </w:rPr>
-              <w:t xml:space="preserve">Functional Independence</w:t>
+              <w:t xml:space="preserve">Interactive Skills</w:t>
             </w:r>
           </w:p>
         </w:tc>
@@ -16416,90 +16656,13 @@
                 <w:rFonts w:ascii="Calibri" w:cs="Calibri" w:eastAsia="Calibri" w:hAnsi="Calibri"/>
                 <w:b w:val="false"/>
                 <w:bCs w:val="false"/>
-                <w:i/>
-                <w:iCs/>
-                <w:color w:val="6B5947"/>
+                <w:i w:val="false"/>
+                <w:iCs w:val="false"/>
+                <w:color w:val="3A2E22"/>
                 <w:sz w:val="21"/>
                 <w:szCs w:val="21"/>
               </w:rPr>
-              <w:t xml:space="preserve">Within [ ] months, [Child] will [ ] with minimal assistance.</w:t>
-            </w:r>
-          </w:p>
-        </w:tc>
-      </w:tr>
-      <w:tr>
-        <w:trPr>
-          <w:tblHeader w:val="false"/>
-        </w:trPr>
-        <w:tc>
-          <w:tcPr>
-            <w:tcW w:type="dxa" w:w="4850"/>
-            <w:tcBorders>
-              <w:top w:val="single" w:color="D9C4A8" w:sz="4"/>
-              <w:left w:val="single" w:color="D9C4A8" w:sz="4"/>
-              <w:bottom w:val="single" w:color="D9C4A8" w:sz="4"/>
-              <w:right w:val="single" w:color="D9C4A8" w:sz="4"/>
-            </w:tcBorders>
-            <w:shd w:fill="FBF7F2" w:color="auto" w:val="clear"/>
-            <w:tcMar>
-              <w:top w:type="dxa" w:w="110"/>
-              <w:left w:type="dxa" w:w="140"/>
-              <w:bottom w:type="dxa" w:w="110"/>
-              <w:right w:type="dxa" w:w="140"/>
-            </w:tcMar>
-          </w:tcPr>
-          <w:p>
-            <w:pPr>
-              <w:spacing w:line="276"/>
-            </w:pPr>
-            <w:r>
-              <w:rPr>
-                <w:rFonts w:ascii="Calibri" w:cs="Calibri" w:eastAsia="Calibri" w:hAnsi="Calibri"/>
-                <w:b/>
-                <w:bCs/>
-                <w:i w:val="false"/>
-                <w:iCs w:val="false"/>
-                <w:color w:val="9C7748"/>
-                <w:sz w:val="21"/>
-                <w:szCs w:val="21"/>
-              </w:rPr>
-              <w:t xml:space="preserve">School / Classroom Participation</w:t>
-            </w:r>
-          </w:p>
-        </w:tc>
-        <w:tc>
-          <w:tcPr>
-            <w:tcW w:type="dxa" w:w="4850"/>
-            <w:tcBorders>
-              <w:top w:val="single" w:color="D9C4A8" w:sz="4"/>
-              <w:left w:val="single" w:color="D9C4A8" w:sz="4"/>
-              <w:bottom w:val="single" w:color="D9C4A8" w:sz="4"/>
-              <w:right w:val="single" w:color="D9C4A8" w:sz="4"/>
-            </w:tcBorders>
-            <w:shd w:fill="FBF7F2" w:color="auto" w:val="clear"/>
-            <w:tcMar>
-              <w:top w:type="dxa" w:w="110"/>
-              <w:left w:type="dxa" w:w="140"/>
-              <w:bottom w:type="dxa" w:w="110"/>
-              <w:right w:type="dxa" w:w="140"/>
-            </w:tcMar>
-          </w:tcPr>
-          <w:p>
-            <w:pPr>
-              <w:spacing w:line="276"/>
-            </w:pPr>
-            <w:r>
-              <w:rPr>
-                <w:rFonts w:ascii="Calibri" w:cs="Calibri" w:eastAsia="Calibri" w:hAnsi="Calibri"/>
-                <w:b w:val="false"/>
-                <w:bCs w:val="false"/>
-                <w:i/>
-                <w:iCs/>
-                <w:color w:val="6B5947"/>
-                <w:sz w:val="21"/>
-                <w:szCs w:val="21"/>
-              </w:rPr>
-              <w:t xml:space="preserve">Within [ ] months, [Child] will [ ] with reduced adult support.</w:t>
+              <w:t xml:space="preserve">Within 12 months, Ali will maintain eye contact and shared engagement during play for at least 3 exchanges in a row.</w:t>
             </w:r>
           </w:p>
         </w:tc>
@@ -17455,247 +17618,151 @@
           <w:rFonts w:ascii="Calibri" w:cs="Calibri" w:eastAsia="Calibri" w:hAnsi="Calibri"/>
           <w:b w:val="false"/>
           <w:bCs w:val="false"/>
-          <w:i/>
-          <w:iCs/>
-          <w:color w:val="6B5947"/>
-          <w:sz w:val="22"/>
-          <w:szCs w:val="22"/>
-        </w:rPr>
-        <w:t xml:space="preserve">Occupational and Psychomotor Therapy is recommended at a frequency of </w:t>
-      </w:r>
-      <w:r>
-        <w:rPr>
-          <w:rFonts w:ascii="Calibri" w:cs="Calibri" w:eastAsia="Calibri" w:hAnsi="Calibri"/>
-          <w:b w:val="false"/>
-          <w:bCs w:val="false"/>
-          <w:i/>
-          <w:iCs/>
-          <w:color w:val="6B5947"/>
-          <w:sz w:val="22"/>
-          <w:szCs w:val="22"/>
-          <w:u w:val="single"/>
-        </w:rPr>
-        <w:t xml:space="preserve">            </w:t>
-      </w:r>
-      <w:r>
-        <w:rPr>
-          <w:rFonts w:ascii="Calibri" w:cs="Calibri" w:eastAsia="Calibri" w:hAnsi="Calibri"/>
-          <w:b w:val="false"/>
-          <w:bCs w:val="false"/>
-          <w:i/>
-          <w:iCs/>
-          <w:color w:val="6B5947"/>
-          <w:sz w:val="22"/>
-          <w:szCs w:val="22"/>
-        </w:rPr>
-        <w:t xml:space="preserve"> sessions weekly, focusing on:</w:t>
-      </w:r>
-    </w:p>
-    <w:p>
-      <w:pPr>
-        <w:pStyle w:val="ListParagraph"/>
-        <w:numPr>
-          <w:ilvl w:val="0"/>
-          <w:numId w:val="1"/>
-        </w:numPr>
-        <w:spacing w:after="80" w:line="276"/>
-      </w:pPr>
-      <w:r>
-        <w:rPr>
-          <w:rFonts w:ascii="Calibri" w:cs="Calibri" w:eastAsia="Calibri" w:hAnsi="Calibri"/>
-          <w:b w:val="false"/>
-          <w:bCs w:val="false"/>
-          <w:i/>
-          <w:iCs/>
-          <w:color w:val="6B5947"/>
-          <w:sz w:val="22"/>
-          <w:szCs w:val="22"/>
-        </w:rPr>
-        <w:t xml:space="preserve">[Recommendation 1]</w:t>
-      </w:r>
-    </w:p>
-    <w:p>
-      <w:pPr>
-        <w:pStyle w:val="ListParagraph"/>
-        <w:numPr>
-          <w:ilvl w:val="0"/>
-          <w:numId w:val="1"/>
-        </w:numPr>
-        <w:spacing w:after="80" w:line="276"/>
-      </w:pPr>
-      <w:r>
-        <w:rPr>
-          <w:rFonts w:ascii="Calibri" w:cs="Calibri" w:eastAsia="Calibri" w:hAnsi="Calibri"/>
-          <w:b w:val="false"/>
-          <w:bCs w:val="false"/>
-          <w:i/>
-          <w:iCs/>
-          <w:color w:val="6B5947"/>
-          <w:sz w:val="22"/>
-          <w:szCs w:val="22"/>
-        </w:rPr>
-        <w:t xml:space="preserve">[Recommendation 2]</w:t>
-      </w:r>
-    </w:p>
-    <w:p>
-      <w:pPr>
-        <w:pStyle w:val="ListParagraph"/>
-        <w:numPr>
-          <w:ilvl w:val="0"/>
-          <w:numId w:val="1"/>
-        </w:numPr>
-        <w:spacing w:after="80" w:line="276"/>
-      </w:pPr>
-      <w:r>
-        <w:rPr>
-          <w:rFonts w:ascii="Calibri" w:cs="Calibri" w:eastAsia="Calibri" w:hAnsi="Calibri"/>
-          <w:b w:val="false"/>
-          <w:bCs w:val="false"/>
-          <w:i/>
-          <w:iCs/>
-          <w:color w:val="6B5947"/>
-          <w:sz w:val="22"/>
-          <w:szCs w:val="22"/>
-        </w:rPr>
-        <w:t xml:space="preserve">[Recommendation 3]</w:t>
-      </w:r>
-    </w:p>
-    <w:p>
-      <w:pPr>
-        <w:pStyle w:val="ListParagraph"/>
-        <w:numPr>
-          <w:ilvl w:val="0"/>
-          <w:numId w:val="1"/>
-        </w:numPr>
-        <w:spacing w:after="80" w:line="276"/>
-      </w:pPr>
-      <w:r>
-        <w:rPr>
-          <w:rFonts w:ascii="Calibri" w:cs="Calibri" w:eastAsia="Calibri" w:hAnsi="Calibri"/>
-          <w:b w:val="false"/>
-          <w:bCs w:val="false"/>
-          <w:i/>
-          <w:iCs/>
-          <w:color w:val="6B5947"/>
-          <w:sz w:val="22"/>
-          <w:szCs w:val="22"/>
-        </w:rPr>
-        <w:t xml:space="preserve">[Recommendation 4]</w:t>
-      </w:r>
-    </w:p>
-    <w:p>
-      <w:pPr>
-        <w:pStyle w:val="ListParagraph"/>
-        <w:numPr>
-          <w:ilvl w:val="0"/>
-          <w:numId w:val="1"/>
-        </w:numPr>
-        <w:spacing w:after="80" w:line="276"/>
-      </w:pPr>
-      <w:r>
-        <w:rPr>
-          <w:rFonts w:ascii="Calibri" w:cs="Calibri" w:eastAsia="Calibri" w:hAnsi="Calibri"/>
-          <w:b w:val="false"/>
-          <w:bCs w:val="false"/>
-          <w:i/>
-          <w:iCs/>
-          <w:color w:val="6B5947"/>
-          <w:sz w:val="22"/>
-          <w:szCs w:val="22"/>
-        </w:rPr>
-        <w:t xml:space="preserve">[Recommendation 5]</w:t>
-      </w:r>
-    </w:p>
-    <w:p>
-      <w:pPr>
-        <w:pStyle w:val="ListParagraph"/>
-        <w:numPr>
-          <w:ilvl w:val="0"/>
-          <w:numId w:val="1"/>
-        </w:numPr>
-        <w:spacing w:after="80" w:line="276"/>
-      </w:pPr>
-      <w:r>
-        <w:rPr>
-          <w:rFonts w:ascii="Calibri" w:cs="Calibri" w:eastAsia="Calibri" w:hAnsi="Calibri"/>
-          <w:b w:val="false"/>
-          <w:bCs w:val="false"/>
-          <w:i/>
-          <w:iCs/>
-          <w:color w:val="6B5947"/>
-          <w:sz w:val="22"/>
-          <w:szCs w:val="22"/>
-        </w:rPr>
-        <w:t xml:space="preserve">[Recommendation 6]</w:t>
-      </w:r>
-    </w:p>
-    <w:p>
-      <w:pPr>
-        <w:pStyle w:val="ListParagraph"/>
-        <w:numPr>
-          <w:ilvl w:val="0"/>
-          <w:numId w:val="1"/>
-        </w:numPr>
-        <w:spacing w:after="80" w:line="276"/>
-      </w:pPr>
-      <w:r>
-        <w:rPr>
-          <w:rFonts w:ascii="Calibri" w:cs="Calibri" w:eastAsia="Calibri" w:hAnsi="Calibri"/>
-          <w:b w:val="false"/>
-          <w:bCs w:val="false"/>
-          <w:i/>
-          <w:iCs/>
-          <w:color w:val="6B5947"/>
-          <w:sz w:val="22"/>
-          <w:szCs w:val="22"/>
-        </w:rPr>
-        <w:t xml:space="preserve">[Recommendation 7]</w:t>
-      </w:r>
-    </w:p>
-    <w:p>
-      <w:pPr>
-        <w:pStyle w:val="ListParagraph"/>
-        <w:numPr>
-          <w:ilvl w:val="0"/>
-          <w:numId w:val="1"/>
-        </w:numPr>
-        <w:spacing w:after="80" w:line="276"/>
-      </w:pPr>
-      <w:r>
-        <w:rPr>
-          <w:rFonts w:ascii="Calibri" w:cs="Calibri" w:eastAsia="Calibri" w:hAnsi="Calibri"/>
-          <w:b w:val="false"/>
-          <w:bCs w:val="false"/>
-          <w:i/>
-          <w:iCs/>
-          <w:color w:val="6B5947"/>
-          <w:sz w:val="22"/>
-          <w:szCs w:val="22"/>
-        </w:rPr>
-        <w:t xml:space="preserve">[Recommendation 8]</w:t>
-      </w:r>
-    </w:p>
-    <w:p>
-      <w:pPr>
-        <w:pStyle w:val="ListParagraph"/>
-        <w:numPr>
-          <w:ilvl w:val="0"/>
-          <w:numId w:val="1"/>
-        </w:numPr>
-        <w:spacing w:after="80" w:line="276"/>
-      </w:pPr>
-      <w:r>
-        <w:rPr>
-          <w:rFonts w:ascii="Calibri" w:cs="Calibri" w:eastAsia="Calibri" w:hAnsi="Calibri"/>
-          <w:b w:val="false"/>
-          <w:bCs w:val="false"/>
-          <w:i/>
-          <w:iCs/>
-          <w:color w:val="6B5947"/>
-          <w:sz w:val="22"/>
-          <w:szCs w:val="22"/>
-        </w:rPr>
-        <w:t xml:space="preserve">[Recommendation 9]</w:t>
+          <w:i w:val="false"/>
+          <w:iCs w:val="false"/>
+          <w:color w:val="3A2E22"/>
+          <w:sz w:val="22"/>
+          <w:szCs w:val="22"/>
+        </w:rPr>
+        <w:t xml:space="preserve">Occupational and Psychomotor Therapy is recommended at a frequency of 2–3 sessions weekly, focusing on:</w:t>
+      </w:r>
+    </w:p>
+    <w:p>
+      <w:pPr>
+        <w:pStyle w:val="ListParagraph"/>
+        <w:numPr>
+          <w:ilvl w:val="0"/>
+          <w:numId w:val="1"/>
+        </w:numPr>
+        <w:spacing w:after="80" w:line="276"/>
+      </w:pPr>
+      <w:r>
+        <w:rPr>
+          <w:rFonts w:ascii="Calibri" w:cs="Calibri" w:eastAsia="Calibri" w:hAnsi="Calibri"/>
+          <w:b w:val="false"/>
+          <w:bCs w:val="false"/>
+          <w:i w:val="false"/>
+          <w:iCs w:val="false"/>
+          <w:color w:val="3A2E22"/>
+          <w:sz w:val="22"/>
+          <w:szCs w:val="22"/>
+        </w:rPr>
+        <w:t xml:space="preserve">Sensory integration work covering proprioceptive, vestibular, visual, tactile, and auditory regulation.</w:t>
+      </w:r>
+    </w:p>
+    <w:p>
+      <w:pPr>
+        <w:pStyle w:val="ListParagraph"/>
+        <w:numPr>
+          <w:ilvl w:val="0"/>
+          <w:numId w:val="1"/>
+        </w:numPr>
+        <w:spacing w:after="80" w:line="276"/>
+      </w:pPr>
+      <w:r>
+        <w:rPr>
+          <w:rFonts w:ascii="Calibri" w:cs="Calibri" w:eastAsia="Calibri" w:hAnsi="Calibri"/>
+          <w:b w:val="false"/>
+          <w:bCs w:val="false"/>
+          <w:i w:val="false"/>
+          <w:iCs w:val="false"/>
+          <w:color w:val="3A2E22"/>
+          <w:sz w:val="22"/>
+          <w:szCs w:val="22"/>
+        </w:rPr>
+        <w:t xml:space="preserve">Arm strengthening through weight-bearing and resistance-based play.</w:t>
+      </w:r>
+    </w:p>
+    <w:p>
+      <w:pPr>
+        <w:pStyle w:val="ListParagraph"/>
+        <w:numPr>
+          <w:ilvl w:val="0"/>
+          <w:numId w:val="1"/>
+        </w:numPr>
+        <w:spacing w:after="80" w:line="276"/>
+      </w:pPr>
+      <w:r>
+        <w:rPr>
+          <w:rFonts w:ascii="Calibri" w:cs="Calibri" w:eastAsia="Calibri" w:hAnsi="Calibri"/>
+          <w:b w:val="false"/>
+          <w:bCs w:val="false"/>
+          <w:i w:val="false"/>
+          <w:iCs w:val="false"/>
+          <w:color w:val="3A2E22"/>
+          <w:sz w:val="22"/>
+          <w:szCs w:val="22"/>
+        </w:rPr>
+        <w:t xml:space="preserve">Balance and postural control practice.</w:t>
+      </w:r>
+    </w:p>
+    <w:p>
+      <w:pPr>
+        <w:pStyle w:val="ListParagraph"/>
+        <w:numPr>
+          <w:ilvl w:val="0"/>
+          <w:numId w:val="1"/>
+        </w:numPr>
+        <w:spacing w:after="80" w:line="276"/>
+      </w:pPr>
+      <w:r>
+        <w:rPr>
+          <w:rFonts w:ascii="Calibri" w:cs="Calibri" w:eastAsia="Calibri" w:hAnsi="Calibri"/>
+          <w:b w:val="false"/>
+          <w:bCs w:val="false"/>
+          <w:i w:val="false"/>
+          <w:iCs w:val="false"/>
+          <w:color w:val="3A2E22"/>
+          <w:sz w:val="22"/>
+          <w:szCs w:val="22"/>
+        </w:rPr>
+        <w:t xml:space="preserve">Gross and fine motor skill-building, using his ability to follow 1–2 step instructions.</w:t>
+      </w:r>
+    </w:p>
+    <w:p>
+      <w:pPr>
+        <w:pStyle w:val="ListParagraph"/>
+        <w:numPr>
+          <w:ilvl w:val="0"/>
+          <w:numId w:val="1"/>
+        </w:numPr>
+        <w:spacing w:after="80" w:line="276"/>
+      </w:pPr>
+      <w:r>
+        <w:rPr>
+          <w:rFonts w:ascii="Calibri" w:cs="Calibri" w:eastAsia="Calibri" w:hAnsi="Calibri"/>
+          <w:b w:val="false"/>
+          <w:bCs w:val="false"/>
+          <w:i w:val="false"/>
+          <w:iCs w:val="false"/>
+          <w:color w:val="3A2E22"/>
+          <w:sz w:val="22"/>
+          <w:szCs w:val="22"/>
+        </w:rPr>
+        <w:t xml:space="preserve">Attention-building through motivating, sensory-rich activities.</w:t>
+      </w:r>
+    </w:p>
+    <w:p>
+      <w:pPr>
+        <w:pStyle w:val="ListParagraph"/>
+        <w:numPr>
+          <w:ilvl w:val="0"/>
+          <w:numId w:val="1"/>
+        </w:numPr>
+        <w:spacing w:after="80" w:line="276"/>
+      </w:pPr>
+      <w:r>
+        <w:rPr>
+          <w:rFonts w:ascii="Calibri" w:cs="Calibri" w:eastAsia="Calibri" w:hAnsi="Calibri"/>
+          <w:b w:val="false"/>
+          <w:bCs w:val="false"/>
+          <w:i w:val="false"/>
+          <w:iCs w:val="false"/>
+          <w:color w:val="3A2E22"/>
+          <w:sz w:val="22"/>
+          <w:szCs w:val="22"/>
+        </w:rPr>
+        <w:t xml:space="preserve">Structured social play to encourage eye contact and shared engagement.</w:t>
       </w:r>
     </w:p>
     <w:p>
